--- a/Python Learning/Python 03.docx
+++ b/Python Learning/Python 03.docx
@@ -17,21 +17,7 @@
         <w:t>Lesson 2 — Variables, Data Types &amp; Type Conversion</w:t>
       </w:r>
     </w:p>
-    <w:p>
-      <w:r>
-        <w:t xml:space="preserve">In Lesson 1, we learned that Python is </w:t>
-      </w:r>
-      <w:r>
-        <w:rPr>
-          <w:b/>
-          <w:bCs/>
-        </w:rPr>
-        <w:t>dynamically typed</w:t>
-      </w:r>
-      <w:r>
-        <w:t xml:space="preserve"> and that variables are references to objects.</w:t>
-      </w:r>
-    </w:p>
+    <w:p/>
     <w:p>
       <w:r>
         <w:t>Now we'll go deeper into:</w:t>
@@ -100,7 +86,7 @@
     <w:p>
       <w:r>
         <w:pict w14:anchorId="762004B4">
-          <v:rect id="_x0000_i2125" style="width:0;height:1.5pt" o:hralign="center" o:hrstd="t" o:hr="t" fillcolor="#a0a0a0" stroked="f"/>
+          <v:rect id="_x0000_i1025" style="width:0;height:1.5pt" o:hralign="center" o:hrstd="t" o:hr="t" fillcolor="#a0a0a0" stroked="f"/>
         </w:pict>
       </w:r>
     </w:p>
@@ -197,22 +183,22 @@
     </w:p>
     <w:p>
       <w:r>
+        <w:t>In Python, you don't normally declare the type.</w:t>
+      </w:r>
+    </w:p>
+    <w:p>
+      <w:pPr>
+        <w:rPr>
+          <w:b/>
+          <w:bCs/>
+        </w:rPr>
+      </w:pPr>
+      <w:r>
+        <w:rPr>
+          <w:b/>
+          <w:bCs/>
+        </w:rPr>
         <w:lastRenderedPageBreak/>
-        <w:t>In Python, you don't normally declare the type.</w:t>
-      </w:r>
-    </w:p>
-    <w:p>
-      <w:pPr>
-        <w:rPr>
-          <w:b/>
-          <w:bCs/>
-        </w:rPr>
-      </w:pPr>
-      <w:r>
-        <w:rPr>
-          <w:b/>
-          <w:bCs/>
-        </w:rPr>
         <w:t>Java</w:t>
       </w:r>
     </w:p>
@@ -264,7 +250,7 @@
     <w:p>
       <w:r>
         <w:pict w14:anchorId="456157B7">
-          <v:rect id="_x0000_i2126" style="width:0;height:1.5pt" o:hralign="center" o:hrstd="t" o:hr="t" fillcolor="#a0a0a0" stroked="f"/>
+          <v:rect id="_x0000_i1026" style="width:0;height:1.5pt" o:hralign="center" o:hrstd="t" o:hr="t" fillcolor="#a0a0a0" stroked="f"/>
         </w:pict>
       </w:r>
     </w:p>
@@ -379,12 +365,81 @@
     </w:p>
     <w:p>
       <w:r>
+        <w:t>│</w:t>
+      </w:r>
+    </w:p>
+    <w:p>
+      <w:r>
+        <w:rPr>
+          <w:rFonts w:ascii="MS Gothic" w:eastAsia="MS Gothic" w:hAnsi="MS Gothic" w:cs="MS Gothic" w:hint="eastAsia"/>
+        </w:rPr>
         <w:lastRenderedPageBreak/>
+        <w:t>├</w:t>
+      </w:r>
+      <w:r>
+        <w:rPr>
+          <w:rFonts w:ascii="Aptos" w:hAnsi="Aptos" w:cs="Aptos"/>
+        </w:rPr>
+        <w:t>──→</w:t>
+      </w:r>
+      <w:r>
+        <w:t xml:space="preserve"> "Hello"</w:t>
+      </w:r>
+    </w:p>
+    <w:p>
+      <w:r>
         <w:t>│</w:t>
       </w:r>
     </w:p>
     <w:p>
       <w:r>
+        <w:t>└──→ 10.5</w:t>
+      </w:r>
+    </w:p>
+    <w:p>
+      <w:r>
+        <w:t>This is one of the major differences from Java.</w:t>
+      </w:r>
+    </w:p>
+    <w:p>
+      <w:r>
+        <w:pict w14:anchorId="426ED7BB">
+          <v:rect id="_x0000_i1027" style="width:0;height:1.5pt" o:hralign="center" o:hrstd="t" o:hr="t" fillcolor="#a0a0a0" stroked="f"/>
+        </w:pict>
+      </w:r>
+    </w:p>
+    <w:p>
+      <w:pPr>
+        <w:rPr>
+          <w:b/>
+          <w:bCs/>
+        </w:rPr>
+      </w:pPr>
+      <w:r>
+        <w:rPr>
+          <w:b/>
+          <w:bCs/>
+        </w:rPr>
+        <w:t>3. Python's Built-in Data Types</w:t>
+      </w:r>
+    </w:p>
+    <w:p>
+      <w:r>
+        <w:t>The major built-in types we'll learn are:</w:t>
+      </w:r>
+    </w:p>
+    <w:p>
+      <w:r>
+        <w:t>Python Data Types</w:t>
+      </w:r>
+    </w:p>
+    <w:p>
+      <w:r>
+        <w:t>│</w:t>
+      </w:r>
+    </w:p>
+    <w:p>
+      <w:r>
         <w:rPr>
           <w:rFonts w:ascii="MS Gothic" w:eastAsia="MS Gothic" w:hAnsi="MS Gothic" w:cs="MS Gothic" w:hint="eastAsia"/>
         </w:rPr>
@@ -394,10 +449,55 @@
         <w:rPr>
           <w:rFonts w:ascii="Aptos" w:hAnsi="Aptos" w:cs="Aptos"/>
         </w:rPr>
-        <w:t>──→</w:t>
-      </w:r>
-      <w:r>
-        <w:t xml:space="preserve"> "Hello"</w:t>
+        <w:t>──</w:t>
+      </w:r>
+      <w:r>
+        <w:t xml:space="preserve"> Numeric</w:t>
+      </w:r>
+    </w:p>
+    <w:p>
+      <w:r>
+        <w:t xml:space="preserve">│   </w:t>
+      </w:r>
+      <w:r>
+        <w:rPr>
+          <w:rFonts w:ascii="MS Gothic" w:eastAsia="MS Gothic" w:hAnsi="MS Gothic" w:cs="MS Gothic" w:hint="eastAsia"/>
+        </w:rPr>
+        <w:t>├</w:t>
+      </w:r>
+      <w:r>
+        <w:rPr>
+          <w:rFonts w:ascii="Aptos" w:hAnsi="Aptos" w:cs="Aptos"/>
+        </w:rPr>
+        <w:t>──</w:t>
+      </w:r>
+      <w:r>
+        <w:t xml:space="preserve"> int</w:t>
+      </w:r>
+    </w:p>
+    <w:p>
+      <w:r>
+        <w:t xml:space="preserve">│   </w:t>
+      </w:r>
+      <w:r>
+        <w:rPr>
+          <w:rFonts w:ascii="MS Gothic" w:eastAsia="MS Gothic" w:hAnsi="MS Gothic" w:cs="MS Gothic" w:hint="eastAsia"/>
+        </w:rPr>
+        <w:t>├</w:t>
+      </w:r>
+      <w:r>
+        <w:rPr>
+          <w:rFonts w:ascii="Aptos" w:hAnsi="Aptos" w:cs="Aptos"/>
+        </w:rPr>
+        <w:t>──</w:t>
+      </w:r>
+      <w:r>
+        <w:t xml:space="preserve"> float</w:t>
+      </w:r>
+    </w:p>
+    <w:p>
+      <w:r>
+        <w:t>│   └── complex</w:t>
       </w:r>
     </w:p>
     <w:p>
@@ -407,18 +507,242 @@
     </w:p>
     <w:p>
       <w:r>
-        <w:t>└──→ 10.5</w:t>
-      </w:r>
-    </w:p>
-    <w:p>
-      <w:r>
-        <w:t>This is one of the major differences from Java.</w:t>
-      </w:r>
-    </w:p>
-    <w:p>
-      <w:r>
-        <w:pict w14:anchorId="426ED7BB">
-          <v:rect id="_x0000_i2127" style="width:0;height:1.5pt" o:hralign="center" o:hrstd="t" o:hr="t" fillcolor="#a0a0a0" stroked="f"/>
+        <w:rPr>
+          <w:rFonts w:ascii="MS Gothic" w:eastAsia="MS Gothic" w:hAnsi="MS Gothic" w:cs="MS Gothic" w:hint="eastAsia"/>
+        </w:rPr>
+        <w:t>├</w:t>
+      </w:r>
+      <w:r>
+        <w:rPr>
+          <w:rFonts w:ascii="Aptos" w:hAnsi="Aptos" w:cs="Aptos"/>
+        </w:rPr>
+        <w:t>──</w:t>
+      </w:r>
+      <w:r>
+        <w:t xml:space="preserve"> Boolean</w:t>
+      </w:r>
+    </w:p>
+    <w:p>
+      <w:r>
+        <w:t>│   └── bool</w:t>
+      </w:r>
+    </w:p>
+    <w:p>
+      <w:r>
+        <w:t>│</w:t>
+      </w:r>
+    </w:p>
+    <w:p>
+      <w:r>
+        <w:rPr>
+          <w:rFonts w:ascii="MS Gothic" w:eastAsia="MS Gothic" w:hAnsi="MS Gothic" w:cs="MS Gothic" w:hint="eastAsia"/>
+        </w:rPr>
+        <w:t>├</w:t>
+      </w:r>
+      <w:r>
+        <w:rPr>
+          <w:rFonts w:ascii="Aptos" w:hAnsi="Aptos" w:cs="Aptos"/>
+        </w:rPr>
+        <w:t>──</w:t>
+      </w:r>
+      <w:r>
+        <w:t xml:space="preserve"> Text</w:t>
+      </w:r>
+    </w:p>
+    <w:p>
+      <w:r>
+        <w:t>│   └── str</w:t>
+      </w:r>
+    </w:p>
+    <w:p>
+      <w:r>
+        <w:t>│</w:t>
+      </w:r>
+    </w:p>
+    <w:p>
+      <w:r>
+        <w:rPr>
+          <w:rFonts w:ascii="MS Gothic" w:eastAsia="MS Gothic" w:hAnsi="MS Gothic" w:cs="MS Gothic" w:hint="eastAsia"/>
+        </w:rPr>
+        <w:t>├</w:t>
+      </w:r>
+      <w:r>
+        <w:rPr>
+          <w:rFonts w:ascii="Aptos" w:hAnsi="Aptos" w:cs="Aptos"/>
+        </w:rPr>
+        <w:t>──</w:t>
+      </w:r>
+      <w:r>
+        <w:t xml:space="preserve"> Sequence</w:t>
+      </w:r>
+    </w:p>
+    <w:p>
+      <w:r>
+        <w:t xml:space="preserve">│   </w:t>
+      </w:r>
+      <w:r>
+        <w:rPr>
+          <w:rFonts w:ascii="MS Gothic" w:eastAsia="MS Gothic" w:hAnsi="MS Gothic" w:cs="MS Gothic" w:hint="eastAsia"/>
+        </w:rPr>
+        <w:t>├</w:t>
+      </w:r>
+      <w:r>
+        <w:rPr>
+          <w:rFonts w:ascii="Aptos" w:hAnsi="Aptos" w:cs="Aptos"/>
+        </w:rPr>
+        <w:t>──</w:t>
+      </w:r>
+      <w:r>
+        <w:t xml:space="preserve"> list</w:t>
+      </w:r>
+    </w:p>
+    <w:p>
+      <w:r>
+        <w:t xml:space="preserve">│   </w:t>
+      </w:r>
+      <w:r>
+        <w:rPr>
+          <w:rFonts w:ascii="MS Gothic" w:eastAsia="MS Gothic" w:hAnsi="MS Gothic" w:cs="MS Gothic" w:hint="eastAsia"/>
+        </w:rPr>
+        <w:t>├</w:t>
+      </w:r>
+      <w:r>
+        <w:rPr>
+          <w:rFonts w:ascii="Aptos" w:hAnsi="Aptos" w:cs="Aptos"/>
+        </w:rPr>
+        <w:t>──</w:t>
+      </w:r>
+      <w:r>
+        <w:t xml:space="preserve"> tuple</w:t>
+      </w:r>
+    </w:p>
+    <w:p>
+      <w:r>
+        <w:t>│   └── range</w:t>
+      </w:r>
+    </w:p>
+    <w:p>
+      <w:r>
+        <w:t>│</w:t>
+      </w:r>
+    </w:p>
+    <w:p>
+      <w:r>
+        <w:rPr>
+          <w:rFonts w:ascii="MS Gothic" w:eastAsia="MS Gothic" w:hAnsi="MS Gothic" w:cs="MS Gothic" w:hint="eastAsia"/>
+        </w:rPr>
+        <w:t>├</w:t>
+      </w:r>
+      <w:r>
+        <w:rPr>
+          <w:rFonts w:ascii="Aptos" w:hAnsi="Aptos" w:cs="Aptos"/>
+        </w:rPr>
+        <w:t>──</w:t>
+      </w:r>
+      <w:r>
+        <w:t xml:space="preserve"> Set</w:t>
+      </w:r>
+    </w:p>
+    <w:p>
+      <w:r>
+        <w:t xml:space="preserve">│   </w:t>
+      </w:r>
+      <w:r>
+        <w:rPr>
+          <w:rFonts w:ascii="MS Gothic" w:eastAsia="MS Gothic" w:hAnsi="MS Gothic" w:cs="MS Gothic" w:hint="eastAsia"/>
+        </w:rPr>
+        <w:t>├</w:t>
+      </w:r>
+      <w:r>
+        <w:rPr>
+          <w:rFonts w:ascii="Aptos" w:hAnsi="Aptos" w:cs="Aptos"/>
+        </w:rPr>
+        <w:t>──</w:t>
+      </w:r>
+      <w:r>
+        <w:t xml:space="preserve"> set</w:t>
+      </w:r>
+    </w:p>
+    <w:p>
+      <w:r>
+        <w:lastRenderedPageBreak/>
+        <w:t xml:space="preserve">│   └── </w:t>
+      </w:r>
+      <w:proofErr w:type="spellStart"/>
+      <w:r>
+        <w:t>frozenset</w:t>
+      </w:r>
+      <w:proofErr w:type="spellEnd"/>
+    </w:p>
+    <w:p>
+      <w:r>
+        <w:t>│</w:t>
+      </w:r>
+    </w:p>
+    <w:p>
+      <w:r>
+        <w:rPr>
+          <w:rFonts w:ascii="MS Gothic" w:eastAsia="MS Gothic" w:hAnsi="MS Gothic" w:cs="MS Gothic" w:hint="eastAsia"/>
+        </w:rPr>
+        <w:t>├</w:t>
+      </w:r>
+      <w:r>
+        <w:rPr>
+          <w:rFonts w:ascii="Aptos" w:hAnsi="Aptos" w:cs="Aptos"/>
+        </w:rPr>
+        <w:t>──</w:t>
+      </w:r>
+      <w:r>
+        <w:t xml:space="preserve"> Mapping</w:t>
+      </w:r>
+    </w:p>
+    <w:p>
+      <w:r>
+        <w:t xml:space="preserve">│   └── </w:t>
+      </w:r>
+      <w:proofErr w:type="spellStart"/>
+      <w:r>
+        <w:t>dict</w:t>
+      </w:r>
+      <w:proofErr w:type="spellEnd"/>
+    </w:p>
+    <w:p>
+      <w:r>
+        <w:t>│</w:t>
+      </w:r>
+    </w:p>
+    <w:p>
+      <w:r>
+        <w:t>└── Special</w:t>
+      </w:r>
+    </w:p>
+    <w:p>
+      <w:r>
+        <w:t xml:space="preserve">    └── </w:t>
+      </w:r>
+      <w:proofErr w:type="spellStart"/>
+      <w:r>
+        <w:t>NoneType</w:t>
+      </w:r>
+      <w:proofErr w:type="spellEnd"/>
+    </w:p>
+    <w:p>
+      <w:r>
+        <w:t xml:space="preserve">We'll study collections such as list, tuple, set, and </w:t>
+      </w:r>
+      <w:proofErr w:type="spellStart"/>
+      <w:r>
+        <w:t>dict</w:t>
+      </w:r>
+      <w:proofErr w:type="spellEnd"/>
+      <w:r>
+        <w:t xml:space="preserve"> in detail in later lessons.</w:t>
+      </w:r>
+    </w:p>
+    <w:p>
+      <w:r>
+        <w:pict w14:anchorId="3156E904">
+          <v:rect id="_x0000_i1028" style="width:0;height:1.5pt" o:hralign="center" o:hrstd="t" o:hr="t" fillcolor="#a0a0a0" stroked="f"/>
         </w:pict>
       </w:r>
     </w:p>
@@ -434,461 +758,123 @@
           <w:b/>
           <w:bCs/>
         </w:rPr>
-        <w:t>3. Python's Built-in Data Types</w:t>
-      </w:r>
-    </w:p>
-    <w:p>
-      <w:r>
-        <w:t>The major built-in types we'll learn are:</w:t>
-      </w:r>
-    </w:p>
-    <w:p>
-      <w:r>
-        <w:t>Python Data Types</w:t>
-      </w:r>
-    </w:p>
-    <w:p>
-      <w:r>
-        <w:t>│</w:t>
-      </w:r>
-    </w:p>
-    <w:p>
-      <w:r>
-        <w:rPr>
-          <w:rFonts w:ascii="MS Gothic" w:eastAsia="MS Gothic" w:hAnsi="MS Gothic" w:cs="MS Gothic" w:hint="eastAsia"/>
-        </w:rPr>
-        <w:t>├</w:t>
-      </w:r>
-      <w:r>
-        <w:rPr>
-          <w:rFonts w:ascii="Aptos" w:hAnsi="Aptos" w:cs="Aptos"/>
-        </w:rPr>
-        <w:t>──</w:t>
-      </w:r>
-      <w:r>
-        <w:t xml:space="preserve"> Numeric</w:t>
-      </w:r>
-    </w:p>
-    <w:p>
-      <w:r>
-        <w:t xml:space="preserve">│   </w:t>
-      </w:r>
-      <w:r>
-        <w:rPr>
-          <w:rFonts w:ascii="MS Gothic" w:eastAsia="MS Gothic" w:hAnsi="MS Gothic" w:cs="MS Gothic" w:hint="eastAsia"/>
-        </w:rPr>
-        <w:t>├</w:t>
-      </w:r>
-      <w:r>
-        <w:rPr>
-          <w:rFonts w:ascii="Aptos" w:hAnsi="Aptos" w:cs="Aptos"/>
-        </w:rPr>
-        <w:t>──</w:t>
-      </w:r>
-      <w:r>
-        <w:t xml:space="preserve"> int</w:t>
-      </w:r>
-    </w:p>
-    <w:p>
-      <w:r>
-        <w:t xml:space="preserve">│   </w:t>
-      </w:r>
-      <w:r>
-        <w:rPr>
-          <w:rFonts w:ascii="MS Gothic" w:eastAsia="MS Gothic" w:hAnsi="MS Gothic" w:cs="MS Gothic" w:hint="eastAsia"/>
-        </w:rPr>
-        <w:t>├</w:t>
-      </w:r>
-      <w:r>
-        <w:rPr>
-          <w:rFonts w:ascii="Aptos" w:hAnsi="Aptos" w:cs="Aptos"/>
-        </w:rPr>
-        <w:t>──</w:t>
-      </w:r>
-      <w:r>
-        <w:t xml:space="preserve"> float</w:t>
-      </w:r>
-    </w:p>
-    <w:p>
-      <w:r>
-        <w:t>│   └── complex</w:t>
-      </w:r>
-    </w:p>
-    <w:p>
-      <w:r>
-        <w:t>│</w:t>
-      </w:r>
-    </w:p>
-    <w:p>
-      <w:r>
-        <w:rPr>
-          <w:rFonts w:ascii="MS Gothic" w:eastAsia="MS Gothic" w:hAnsi="MS Gothic" w:cs="MS Gothic" w:hint="eastAsia"/>
-        </w:rPr>
-        <w:t>├</w:t>
-      </w:r>
-      <w:r>
-        <w:rPr>
-          <w:rFonts w:ascii="Aptos" w:hAnsi="Aptos" w:cs="Aptos"/>
-        </w:rPr>
-        <w:t>──</w:t>
-      </w:r>
-      <w:r>
-        <w:t xml:space="preserve"> Boolean</w:t>
-      </w:r>
-    </w:p>
-    <w:p>
-      <w:r>
-        <w:t>│   └── bool</w:t>
-      </w:r>
-    </w:p>
-    <w:p>
-      <w:r>
-        <w:t>│</w:t>
-      </w:r>
-    </w:p>
-    <w:p>
-      <w:r>
-        <w:rPr>
-          <w:rFonts w:ascii="MS Gothic" w:eastAsia="MS Gothic" w:hAnsi="MS Gothic" w:cs="MS Gothic" w:hint="eastAsia"/>
-        </w:rPr>
-        <w:t>├</w:t>
-      </w:r>
-      <w:r>
-        <w:rPr>
-          <w:rFonts w:ascii="Aptos" w:hAnsi="Aptos" w:cs="Aptos"/>
-        </w:rPr>
-        <w:t>──</w:t>
-      </w:r>
-      <w:r>
-        <w:t xml:space="preserve"> Text</w:t>
-      </w:r>
-    </w:p>
-    <w:p>
-      <w:r>
-        <w:t>│   └── str</w:t>
-      </w:r>
-    </w:p>
-    <w:p>
-      <w:r>
-        <w:t>│</w:t>
-      </w:r>
-    </w:p>
-    <w:p>
-      <w:r>
-        <w:rPr>
-          <w:rFonts w:ascii="MS Gothic" w:eastAsia="MS Gothic" w:hAnsi="MS Gothic" w:cs="MS Gothic" w:hint="eastAsia"/>
-        </w:rPr>
-        <w:t>├</w:t>
-      </w:r>
-      <w:r>
-        <w:rPr>
-          <w:rFonts w:ascii="Aptos" w:hAnsi="Aptos" w:cs="Aptos"/>
-        </w:rPr>
-        <w:t>──</w:t>
-      </w:r>
-      <w:r>
-        <w:t xml:space="preserve"> Sequence</w:t>
-      </w:r>
-    </w:p>
-    <w:p>
-      <w:r>
-        <w:t xml:space="preserve">│   </w:t>
-      </w:r>
-      <w:r>
-        <w:rPr>
-          <w:rFonts w:ascii="MS Gothic" w:eastAsia="MS Gothic" w:hAnsi="MS Gothic" w:cs="MS Gothic" w:hint="eastAsia"/>
-        </w:rPr>
-        <w:t>├</w:t>
-      </w:r>
-      <w:r>
-        <w:rPr>
-          <w:rFonts w:ascii="Aptos" w:hAnsi="Aptos" w:cs="Aptos"/>
-        </w:rPr>
-        <w:t>──</w:t>
-      </w:r>
-      <w:r>
-        <w:t xml:space="preserve"> list</w:t>
-      </w:r>
-    </w:p>
-    <w:p>
-      <w:r>
-        <w:t xml:space="preserve">│   </w:t>
-      </w:r>
-      <w:r>
-        <w:rPr>
-          <w:rFonts w:ascii="MS Gothic" w:eastAsia="MS Gothic" w:hAnsi="MS Gothic" w:cs="MS Gothic" w:hint="eastAsia"/>
-        </w:rPr>
-        <w:t>├</w:t>
-      </w:r>
-      <w:r>
-        <w:rPr>
-          <w:rFonts w:ascii="Aptos" w:hAnsi="Aptos" w:cs="Aptos"/>
-        </w:rPr>
-        <w:t>──</w:t>
-      </w:r>
-      <w:r>
-        <w:t xml:space="preserve"> tuple</w:t>
-      </w:r>
-    </w:p>
-    <w:p>
-      <w:r>
-        <w:t>│   └── range</w:t>
-      </w:r>
-    </w:p>
-    <w:p>
-      <w:r>
-        <w:t>│</w:t>
-      </w:r>
-    </w:p>
-    <w:p>
-      <w:r>
-        <w:rPr>
-          <w:rFonts w:ascii="MS Gothic" w:eastAsia="MS Gothic" w:hAnsi="MS Gothic" w:cs="MS Gothic" w:hint="eastAsia"/>
-        </w:rPr>
-        <w:t>├</w:t>
-      </w:r>
-      <w:r>
-        <w:rPr>
-          <w:rFonts w:ascii="Aptos" w:hAnsi="Aptos" w:cs="Aptos"/>
-        </w:rPr>
-        <w:t>──</w:t>
-      </w:r>
-      <w:r>
-        <w:t xml:space="preserve"> Set</w:t>
+        <w:t>4. int — Integer</w:t>
+      </w:r>
+    </w:p>
+    <w:p>
+      <w:r>
+        <w:t>Integers represent whole numbers.</w:t>
+      </w:r>
+    </w:p>
+    <w:p>
+      <w:r>
+        <w:t>age = 47</w:t>
+      </w:r>
+    </w:p>
+    <w:p>
+      <w:r>
+        <w:t>count = 100</w:t>
+      </w:r>
+    </w:p>
+    <w:p>
+      <w:r>
+        <w:t>temperature = -5</w:t>
+      </w:r>
+    </w:p>
+    <w:p>
+      <w:r>
+        <w:t>Check the type:</w:t>
+      </w:r>
+    </w:p>
+    <w:p>
+      <w:r>
+        <w:t>print(type(age))</w:t>
+      </w:r>
+    </w:p>
+    <w:p>
+      <w:r>
+        <w:t>Output:</w:t>
+      </w:r>
+    </w:p>
+    <w:p>
+      <w:r>
+        <w:t>&lt;class 'int'&gt;</w:t>
+      </w:r>
+    </w:p>
+    <w:p>
+      <w:r>
+        <w:t>Python integers can represent arbitrarily large integers, subject to available memory.</w:t>
+      </w:r>
+    </w:p>
+    <w:p>
+      <w:proofErr w:type="spellStart"/>
+      <w:r>
+        <w:t>big_number</w:t>
+      </w:r>
+      <w:proofErr w:type="spellEnd"/>
+      <w:r>
+        <w:t xml:space="preserve"> = 123456789012345678901234567890</w:t>
+      </w:r>
+    </w:p>
+    <w:p/>
+    <w:p>
+      <w:r>
+        <w:t>print(</w:t>
+      </w:r>
+      <w:proofErr w:type="spellStart"/>
+      <w:r>
+        <w:t>big_number</w:t>
+      </w:r>
+      <w:proofErr w:type="spellEnd"/>
+      <w:r>
+        <w:t>)</w:t>
+      </w:r>
+    </w:p>
+    <w:p>
+      <w:r>
+        <w:t>Unlike Java's primitive int, Python's int isn't limited to 32-bit integer range.</w:t>
+      </w:r>
+    </w:p>
+    <w:p>
+      <w:r>
+        <w:pict w14:anchorId="6E360E40">
+          <v:rect id="_x0000_i1029" style="width:0;height:1.5pt" o:hralign="center" o:hrstd="t" o:hr="t" fillcolor="#a0a0a0" stroked="f"/>
+        </w:pict>
+      </w:r>
+    </w:p>
+    <w:p>
+      <w:pPr>
+        <w:rPr>
+          <w:b/>
+          <w:bCs/>
+        </w:rPr>
+      </w:pPr>
+      <w:r>
+        <w:rPr>
+          <w:b/>
+          <w:bCs/>
+        </w:rPr>
+        <w:t>5. float — Decimal Numbers</w:t>
+      </w:r>
+    </w:p>
+    <w:p>
+      <w:r>
+        <w:t>salary = 150000.50</w:t>
+      </w:r>
+    </w:p>
+    <w:p>
+      <w:r>
+        <w:t>price = 99.99</w:t>
+      </w:r>
+    </w:p>
+    <w:p>
+      <w:r>
+        <w:t>percentage = 85.5</w:t>
       </w:r>
     </w:p>
     <w:p>
       <w:r>
         <w:lastRenderedPageBreak/>
-        <w:t xml:space="preserve">│   </w:t>
-      </w:r>
-      <w:r>
-        <w:rPr>
-          <w:rFonts w:ascii="MS Gothic" w:eastAsia="MS Gothic" w:hAnsi="MS Gothic" w:cs="MS Gothic" w:hint="eastAsia"/>
-        </w:rPr>
-        <w:t>├</w:t>
-      </w:r>
-      <w:r>
-        <w:rPr>
-          <w:rFonts w:ascii="Aptos" w:hAnsi="Aptos" w:cs="Aptos"/>
-        </w:rPr>
-        <w:t>──</w:t>
-      </w:r>
-      <w:r>
-        <w:t xml:space="preserve"> set</w:t>
-      </w:r>
-    </w:p>
-    <w:p>
-      <w:r>
-        <w:t xml:space="preserve">│   └── </w:t>
-      </w:r>
-      <w:proofErr w:type="spellStart"/>
-      <w:r>
-        <w:t>frozenset</w:t>
-      </w:r>
-      <w:proofErr w:type="spellEnd"/>
-    </w:p>
-    <w:p>
-      <w:r>
-        <w:t>│</w:t>
-      </w:r>
-    </w:p>
-    <w:p>
-      <w:r>
-        <w:rPr>
-          <w:rFonts w:ascii="MS Gothic" w:eastAsia="MS Gothic" w:hAnsi="MS Gothic" w:cs="MS Gothic" w:hint="eastAsia"/>
-        </w:rPr>
-        <w:t>├</w:t>
-      </w:r>
-      <w:r>
-        <w:rPr>
-          <w:rFonts w:ascii="Aptos" w:hAnsi="Aptos" w:cs="Aptos"/>
-        </w:rPr>
-        <w:t>──</w:t>
-      </w:r>
-      <w:r>
-        <w:t xml:space="preserve"> Mapping</w:t>
-      </w:r>
-    </w:p>
-    <w:p>
-      <w:r>
-        <w:t xml:space="preserve">│   └── </w:t>
-      </w:r>
-      <w:proofErr w:type="spellStart"/>
-      <w:r>
-        <w:t>dict</w:t>
-      </w:r>
-      <w:proofErr w:type="spellEnd"/>
-    </w:p>
-    <w:p>
-      <w:r>
-        <w:t>│</w:t>
-      </w:r>
-    </w:p>
-    <w:p>
-      <w:r>
-        <w:t>└── Special</w:t>
-      </w:r>
-    </w:p>
-    <w:p>
-      <w:r>
-        <w:t xml:space="preserve">    └── </w:t>
-      </w:r>
-      <w:proofErr w:type="spellStart"/>
-      <w:r>
-        <w:t>NoneType</w:t>
-      </w:r>
-      <w:proofErr w:type="spellEnd"/>
-    </w:p>
-    <w:p>
-      <w:r>
-        <w:t xml:space="preserve">We'll study collections such as list, tuple, set, and </w:t>
-      </w:r>
-      <w:proofErr w:type="spellStart"/>
-      <w:r>
-        <w:t>dict</w:t>
-      </w:r>
-      <w:proofErr w:type="spellEnd"/>
-      <w:r>
-        <w:t xml:space="preserve"> in detail in later lessons.</w:t>
-      </w:r>
-    </w:p>
-    <w:p>
-      <w:r>
-        <w:pict w14:anchorId="3156E904">
-          <v:rect id="_x0000_i2128" style="width:0;height:1.5pt" o:hralign="center" o:hrstd="t" o:hr="t" fillcolor="#a0a0a0" stroked="f"/>
-        </w:pict>
-      </w:r>
-    </w:p>
-    <w:p>
-      <w:pPr>
-        <w:rPr>
-          <w:b/>
-          <w:bCs/>
-        </w:rPr>
-      </w:pPr>
-      <w:r>
-        <w:rPr>
-          <w:b/>
-          <w:bCs/>
-        </w:rPr>
-        <w:t>4. int — Integer</w:t>
-      </w:r>
-    </w:p>
-    <w:p>
-      <w:r>
-        <w:t>Integers represent whole numbers.</w:t>
-      </w:r>
-    </w:p>
-    <w:p>
-      <w:r>
-        <w:t>age = 47</w:t>
-      </w:r>
-    </w:p>
-    <w:p>
-      <w:r>
-        <w:t>count = 100</w:t>
-      </w:r>
-    </w:p>
-    <w:p>
-      <w:r>
-        <w:t>temperature = -5</w:t>
-      </w:r>
-    </w:p>
-    <w:p>
-      <w:r>
-        <w:t>Check the type:</w:t>
-      </w:r>
-    </w:p>
-    <w:p>
-      <w:r>
-        <w:t>print(type(age))</w:t>
-      </w:r>
-    </w:p>
-    <w:p>
-      <w:r>
-        <w:t>Output:</w:t>
-      </w:r>
-    </w:p>
-    <w:p>
-      <w:r>
-        <w:t>&lt;class 'int'&gt;</w:t>
-      </w:r>
-    </w:p>
-    <w:p>
-      <w:r>
-        <w:t>Python integers can represent arbitrarily large integers, subject to available memory.</w:t>
-      </w:r>
-    </w:p>
-    <w:p>
-      <w:proofErr w:type="spellStart"/>
-      <w:r>
-        <w:t>big_number</w:t>
-      </w:r>
-      <w:proofErr w:type="spellEnd"/>
-      <w:r>
-        <w:t xml:space="preserve"> = 123456789012345678901234567890</w:t>
-      </w:r>
-    </w:p>
-    <w:p/>
-    <w:p>
-      <w:r>
-        <w:t>print(</w:t>
-      </w:r>
-      <w:proofErr w:type="spellStart"/>
-      <w:r>
-        <w:t>big_number</w:t>
-      </w:r>
-      <w:proofErr w:type="spellEnd"/>
-      <w:r>
-        <w:t>)</w:t>
-      </w:r>
-    </w:p>
-    <w:p>
-      <w:r>
-        <w:t>Unlike Java's primitive int, Python's int isn't limited to 32-bit integer range.</w:t>
-      </w:r>
-    </w:p>
-    <w:p>
-      <w:r>
-        <w:pict w14:anchorId="6E360E40">
-          <v:rect id="_x0000_i2129" style="width:0;height:1.5pt" o:hralign="center" o:hrstd="t" o:hr="t" fillcolor="#a0a0a0" stroked="f"/>
-        </w:pict>
-      </w:r>
-    </w:p>
-    <w:p>
-      <w:pPr>
-        <w:rPr>
-          <w:b/>
-          <w:bCs/>
-        </w:rPr>
-      </w:pPr>
-      <w:r>
-        <w:rPr>
-          <w:b/>
-          <w:bCs/>
-        </w:rPr>
-        <w:t>5. float — Decimal Numbers</w:t>
-      </w:r>
-    </w:p>
-    <w:p>
-      <w:r>
-        <w:t>salary = 150000.50</w:t>
-      </w:r>
-    </w:p>
-    <w:p>
-      <w:r>
-        <w:t>price = 99.99</w:t>
-      </w:r>
-    </w:p>
-    <w:p>
-      <w:r>
-        <w:lastRenderedPageBreak/>
-        <w:t>percentage = 85.5</w:t>
-      </w:r>
-    </w:p>
-    <w:p>
-      <w:r>
         <w:t>print(type(salary))</w:t>
       </w:r>
     </w:p>
@@ -950,7 +936,7 @@
     <w:p>
       <w:r>
         <w:pict w14:anchorId="2ACD9840">
-          <v:rect id="_x0000_i2130" style="width:0;height:1.5pt" o:hralign="center" o:hrstd="t" o:hr="t" fillcolor="#a0a0a0" stroked="f"/>
+          <v:rect id="_x0000_i1030" style="width:0;height:1.5pt" o:hralign="center" o:hrstd="t" o:hr="t" fillcolor="#a0a0a0" stroked="f"/>
         </w:pict>
       </w:r>
     </w:p>
@@ -1067,12 +1053,12 @@
     </w:p>
     <w:p>
       <w:r>
+        <w:t>3.0</w:t>
+      </w:r>
+    </w:p>
+    <w:p>
+      <w:r>
         <w:lastRenderedPageBreak/>
-        <w:t>3.0</w:t>
-      </w:r>
-    </w:p>
-    <w:p>
-      <w:r>
         <w:t>4.0</w:t>
       </w:r>
     </w:p>
@@ -1084,7 +1070,7 @@
     <w:p>
       <w:r>
         <w:pict w14:anchorId="2C56916A">
-          <v:rect id="_x0000_i2131" style="width:0;height:1.5pt" o:hralign="center" o:hrstd="t" o:hr="t" fillcolor="#a0a0a0" stroked="f"/>
+          <v:rect id="_x0000_i1031" style="width:0;height:1.5pt" o:hralign="center" o:hrstd="t" o:hr="t" fillcolor="#a0a0a0" stroked="f"/>
         </w:pict>
       </w:r>
     </w:p>
@@ -1260,7 +1246,7 @@
     <w:p>
       <w:r>
         <w:pict w14:anchorId="101551E6">
-          <v:rect id="_x0000_i2132" style="width:0;height:1.5pt" o:hralign="center" o:hrstd="t" o:hr="t" fillcolor="#a0a0a0" stroked="f"/>
+          <v:rect id="_x0000_i1032" style="width:0;height:1.5pt" o:hralign="center" o:hrstd="t" o:hr="t" fillcolor="#a0a0a0" stroked="f"/>
         </w:pict>
       </w:r>
     </w:p>
@@ -1296,12 +1282,12 @@
     </w:p>
     <w:p>
       <w:r>
+        <w:t>Both single and double quotes work.</w:t>
+      </w:r>
+    </w:p>
+    <w:p>
+      <w:r>
         <w:lastRenderedPageBreak/>
-        <w:t>Both single and double quotes work.</w:t>
-      </w:r>
-    </w:p>
-    <w:p>
-      <w:r>
         <w:t>name1 = "Srinivas"</w:t>
       </w:r>
     </w:p>
@@ -1333,7 +1319,7 @@
     <w:p>
       <w:r>
         <w:pict w14:anchorId="1CF3957C">
-          <v:rect id="_x0000_i2133" style="width:0;height:1.5pt" o:hralign="center" o:hrstd="t" o:hr="t" fillcolor="#a0a0a0" stroked="f"/>
+          <v:rect id="_x0000_i1033" style="width:0;height:1.5pt" o:hralign="center" o:hrstd="t" o:hr="t" fillcolor="#a0a0a0" stroked="f"/>
         </w:pict>
       </w:r>
     </w:p>
@@ -1411,7 +1397,7 @@
     <w:p>
       <w:r>
         <w:pict w14:anchorId="47BA80FA">
-          <v:rect id="_x0000_i2134" style="width:0;height:1.5pt" o:hralign="center" o:hrstd="t" o:hr="t" fillcolor="#a0a0a0" stroked="f"/>
+          <v:rect id="_x0000_i1034" style="width:0;height:1.5pt" o:hralign="center" o:hrstd="t" o:hr="t" fillcolor="#a0a0a0" stroked="f"/>
         </w:pict>
       </w:r>
     </w:p>
@@ -1458,12 +1444,12 @@
     <w:p/>
     <w:p>
       <w:r>
+        <w:t>print(result)</w:t>
+      </w:r>
+    </w:p>
+    <w:p>
+      <w:r>
         <w:lastRenderedPageBreak/>
-        <w:t>print(result)</w:t>
-      </w:r>
-    </w:p>
-    <w:p>
-      <w:r>
         <w:t>print(type(result))</w:t>
       </w:r>
     </w:p>
@@ -1541,7 +1527,7 @@
     <w:p>
       <w:r>
         <w:pict w14:anchorId="58F2C2DF">
-          <v:rect id="_x0000_i2135" style="width:0;height:1.5pt" o:hralign="center" o:hrstd="t" o:hr="t" fillcolor="#a0a0a0" stroked="f"/>
+          <v:rect id="_x0000_i1035" style="width:0;height:1.5pt" o:hralign="center" o:hrstd="t" o:hr="t" fillcolor="#a0a0a0" stroked="f"/>
         </w:pict>
       </w:r>
     </w:p>
@@ -1656,24 +1642,24 @@
     </w:p>
     <w:p>
       <w:r>
+        <w:pict w14:anchorId="742ACCDC">
+          <v:rect id="_x0000_i1036" style="width:0;height:1.5pt" o:hralign="center" o:hrstd="t" o:hr="t" fillcolor="#a0a0a0" stroked="f"/>
+        </w:pict>
+      </w:r>
+    </w:p>
+    <w:p>
+      <w:pPr>
+        <w:rPr>
+          <w:b/>
+          <w:bCs/>
+        </w:rPr>
+      </w:pPr>
+      <w:r>
+        <w:rPr>
+          <w:b/>
+          <w:bCs/>
+        </w:rPr>
         <w:lastRenderedPageBreak/>
-        <w:pict w14:anchorId="742ACCDC">
-          <v:rect id="_x0000_i2136" style="width:0;height:1.5pt" o:hralign="center" o:hrstd="t" o:hr="t" fillcolor="#a0a0a0" stroked="f"/>
-        </w:pict>
-      </w:r>
-    </w:p>
-    <w:p>
-      <w:pPr>
-        <w:rPr>
-          <w:b/>
-          <w:bCs/>
-        </w:rPr>
-      </w:pPr>
-      <w:r>
-        <w:rPr>
-          <w:b/>
-          <w:bCs/>
-        </w:rPr>
         <w:t xml:space="preserve">12. </w:t>
       </w:r>
       <w:proofErr w:type="spellStart"/>
@@ -1821,7 +1807,7 @@
     <w:p>
       <w:r>
         <w:pict w14:anchorId="29020AAF">
-          <v:rect id="_x0000_i2137" style="width:0;height:1.5pt" o:hralign="center" o:hrstd="t" o:hr="t" fillcolor="#a0a0a0" stroked="f"/>
+          <v:rect id="_x0000_i1037" style="width:0;height:1.5pt" o:hralign="center" o:hrstd="t" o:hr="t" fillcolor="#a0a0a0" stroked="f"/>
         </w:pict>
       </w:r>
     </w:p>
@@ -1893,7 +1879,7 @@
     <w:p>
       <w:r>
         <w:pict w14:anchorId="4E60B1AB">
-          <v:rect id="_x0000_i2138" style="width:0;height:1.5pt" o:hralign="center" o:hrstd="t" o:hr="t" fillcolor="#a0a0a0" stroked="f"/>
+          <v:rect id="_x0000_i1038" style="width:0;height:1.5pt" o:hralign="center" o:hrstd="t" o:hr="t" fillcolor="#a0a0a0" stroked="f"/>
         </w:pict>
       </w:r>
     </w:p>
@@ -1914,13 +1900,832 @@
     </w:p>
     <w:p>
       <w:r>
+        <w:t>age = "47"</w:t>
+      </w:r>
+    </w:p>
+    <w:p/>
+    <w:p>
+      <w:r>
+        <w:t>print(type(age))</w:t>
+      </w:r>
+    </w:p>
+    <w:p>
+      <w:r>
+        <w:t>Output:</w:t>
+      </w:r>
+    </w:p>
+    <w:p>
+      <w:r>
+        <w:t>&lt;class 'str'&gt;</w:t>
+      </w:r>
+    </w:p>
+    <w:p>
+      <w:r>
+        <w:t>Convert:</w:t>
+      </w:r>
+    </w:p>
+    <w:p>
+      <w:r>
+        <w:t>age = int(age)</w:t>
+      </w:r>
+    </w:p>
+    <w:p/>
+    <w:p>
+      <w:r>
+        <w:t>print(age)</w:t>
+      </w:r>
+    </w:p>
+    <w:p>
+      <w:r>
+        <w:t>print(type(age))</w:t>
+      </w:r>
+    </w:p>
+    <w:p>
+      <w:r>
+        <w:t>Output:</w:t>
+      </w:r>
+    </w:p>
+    <w:p>
+      <w:r>
+        <w:t>47</w:t>
+      </w:r>
+    </w:p>
+    <w:p>
+      <w:r>
+        <w:t>&lt;class 'int'&gt;</w:t>
+      </w:r>
+    </w:p>
+    <w:p>
+      <w:r>
+        <w:pict w14:anchorId="6E8CBBA5">
+          <v:rect id="_x0000_i1039" style="width:0;height:1.5pt" o:hralign="center" o:hrstd="t" o:hr="t" fillcolor="#a0a0a0" stroked="f"/>
+        </w:pict>
+      </w:r>
+    </w:p>
+    <w:p>
+      <w:pPr>
+        <w:rPr>
+          <w:b/>
+          <w:bCs/>
+        </w:rPr>
+      </w:pPr>
+      <w:r>
+        <w:rPr>
+          <w:b/>
+          <w:bCs/>
+        </w:rPr>
+        <w:t>15. String → Float</w:t>
+      </w:r>
+    </w:p>
+    <w:p>
+      <w:r>
+        <w:t>price = "99.50"</w:t>
+      </w:r>
+    </w:p>
+    <w:p/>
+    <w:p>
+      <w:r>
+        <w:t>price = float(price)</w:t>
+      </w:r>
+    </w:p>
+    <w:p/>
+    <w:p>
+      <w:r>
+        <w:t>print(price)</w:t>
+      </w:r>
+    </w:p>
+    <w:p>
+      <w:r>
+        <w:t>print(type(price))</w:t>
+      </w:r>
+    </w:p>
+    <w:p>
+      <w:r>
+        <w:t>Output:</w:t>
+      </w:r>
+    </w:p>
+    <w:p>
+      <w:r>
+        <w:t>99.5</w:t>
+      </w:r>
+    </w:p>
+    <w:p>
+      <w:r>
+        <w:t>&lt;class 'float'&gt;</w:t>
+      </w:r>
+    </w:p>
+    <w:p>
+      <w:r>
+        <w:pict w14:anchorId="28079092">
+          <v:rect id="_x0000_i1040" style="width:0;height:1.5pt" o:hralign="center" o:hrstd="t" o:hr="t" fillcolor="#a0a0a0" stroked="f"/>
+        </w:pict>
+      </w:r>
+    </w:p>
+    <w:p>
+      <w:pPr>
+        <w:rPr>
+          <w:b/>
+          <w:bCs/>
+        </w:rPr>
+      </w:pPr>
+      <w:r>
+        <w:rPr>
+          <w:b/>
+          <w:bCs/>
+        </w:rPr>
+        <w:t>16. Integer → Float</w:t>
+      </w:r>
+    </w:p>
+    <w:p>
+      <w:r>
+        <w:t>x = 100</w:t>
+      </w:r>
+    </w:p>
+    <w:p/>
+    <w:p>
+      <w:r>
+        <w:t>y = float(x)</w:t>
+      </w:r>
+    </w:p>
+    <w:p/>
+    <w:p>
+      <w:r>
+        <w:t>print(y)</w:t>
+      </w:r>
+    </w:p>
+    <w:p>
+      <w:r>
+        <w:t>print(type(y))</w:t>
+      </w:r>
+    </w:p>
+    <w:p>
+      <w:r>
+        <w:t>Output:</w:t>
+      </w:r>
+    </w:p>
+    <w:p>
+      <w:r>
+        <w:t>100.0</w:t>
+      </w:r>
+    </w:p>
+    <w:p>
+      <w:r>
+        <w:t>&lt;class 'float'&gt;</w:t>
+      </w:r>
+    </w:p>
+    <w:p>
+      <w:r>
+        <w:pict w14:anchorId="4541EC9B">
+          <v:rect id="_x0000_i1041" style="width:0;height:1.5pt" o:hralign="center" o:hrstd="t" o:hr="t" fillcolor="#a0a0a0" stroked="f"/>
+        </w:pict>
+      </w:r>
+    </w:p>
+    <w:p>
+      <w:pPr>
+        <w:rPr>
+          <w:b/>
+          <w:bCs/>
+        </w:rPr>
+      </w:pPr>
+      <w:r>
+        <w:rPr>
+          <w:b/>
+          <w:bCs/>
+        </w:rPr>
+        <w:t>17. Integer → String</w:t>
+      </w:r>
+    </w:p>
+    <w:p>
+      <w:r>
+        <w:t>age = 47</w:t>
+      </w:r>
+    </w:p>
+    <w:p/>
+    <w:p>
+      <w:proofErr w:type="spellStart"/>
+      <w:r>
+        <w:t>age_text</w:t>
+      </w:r>
+      <w:proofErr w:type="spellEnd"/>
+      <w:r>
+        <w:t xml:space="preserve"> = str(age)</w:t>
+      </w:r>
+    </w:p>
+    <w:p/>
+    <w:p>
+      <w:r>
+        <w:t>print(</w:t>
+      </w:r>
+      <w:proofErr w:type="spellStart"/>
+      <w:r>
+        <w:t>age_text</w:t>
+      </w:r>
+      <w:proofErr w:type="spellEnd"/>
+      <w:r>
+        <w:t>)</w:t>
+      </w:r>
+    </w:p>
+    <w:p>
+      <w:r>
+        <w:t>print(type(</w:t>
+      </w:r>
+      <w:proofErr w:type="spellStart"/>
+      <w:r>
+        <w:t>age_text</w:t>
+      </w:r>
+      <w:proofErr w:type="spellEnd"/>
+      <w:r>
+        <w:t>))</w:t>
+      </w:r>
+    </w:p>
+    <w:p>
+      <w:r>
+        <w:t>Output:</w:t>
+      </w:r>
+    </w:p>
+    <w:p>
+      <w:r>
+        <w:t>47</w:t>
+      </w:r>
+    </w:p>
+    <w:p>
+      <w:r>
+        <w:t>&lt;class 'str'&gt;</w:t>
+      </w:r>
+    </w:p>
+    <w:p>
+      <w:r>
+        <w:t>This is very common when constructing messages.</w:t>
+      </w:r>
+    </w:p>
+    <w:p>
+      <w:r>
+        <w:t>age = 47</w:t>
+      </w:r>
+    </w:p>
+    <w:p/>
+    <w:p>
+      <w:r>
+        <w:t>message = "My age is " + str(age)</w:t>
+      </w:r>
+    </w:p>
+    <w:p/>
+    <w:p>
+      <w:r>
+        <w:t>print(message)</w:t>
+      </w:r>
+    </w:p>
+    <w:p>
+      <w:r>
+        <w:t>Later we'll learn the cleaner f-string approach:</w:t>
+      </w:r>
+    </w:p>
+    <w:p>
+      <w:r>
+        <w:t xml:space="preserve">message = </w:t>
+      </w:r>
+      <w:proofErr w:type="spellStart"/>
+      <w:r>
+        <w:t>f"My</w:t>
+      </w:r>
+      <w:proofErr w:type="spellEnd"/>
+      <w:r>
+        <w:t xml:space="preserve"> age is {age}"</w:t>
+      </w:r>
+    </w:p>
+    <w:p>
+      <w:r>
+        <w:pict w14:anchorId="0D1EDFA9">
+          <v:rect id="_x0000_i1042" style="width:0;height:1.5pt" o:hralign="center" o:hrstd="t" o:hr="t" fillcolor="#a0a0a0" stroked="f"/>
+        </w:pict>
+      </w:r>
+    </w:p>
+    <w:p>
+      <w:pPr>
+        <w:rPr>
+          <w:b/>
+          <w:bCs/>
+        </w:rPr>
+      </w:pPr>
+      <w:r>
+        <w:rPr>
+          <w:b/>
+          <w:bCs/>
+        </w:rPr>
+        <w:t>18. Float → Integer</w:t>
+      </w:r>
+    </w:p>
+    <w:p>
+      <w:r>
+        <w:t>price = 99.99</w:t>
+      </w:r>
+    </w:p>
+    <w:p/>
+    <w:p>
+      <w:r>
+        <w:t>x = int(price)</w:t>
+      </w:r>
+    </w:p>
+    <w:p/>
+    <w:p>
+      <w:r>
+        <w:t>print(x)</w:t>
+      </w:r>
+    </w:p>
+    <w:p>
+      <w:r>
+        <w:t>Output:</w:t>
+      </w:r>
+    </w:p>
+    <w:p>
+      <w:r>
+        <w:t>99</w:t>
+      </w:r>
+    </w:p>
+    <w:p>
+      <w:r>
+        <w:t>Important:</w:t>
+      </w:r>
+    </w:p>
+    <w:p>
+      <w:proofErr w:type="gramStart"/>
+      <w:r>
+        <w:rPr>
+          <w:b/>
+          <w:bCs/>
+        </w:rPr>
+        <w:t>int(</w:t>
+      </w:r>
+      <w:proofErr w:type="gramEnd"/>
+      <w:r>
+        <w:rPr>
+          <w:b/>
+          <w:bCs/>
+        </w:rPr>
+        <w:t>) truncates the fractional part; it does not round to the nearest integer.</w:t>
+      </w:r>
+    </w:p>
+    <w:p>
+      <w:proofErr w:type="gramStart"/>
+      <w:r>
+        <w:t>int(</w:t>
+      </w:r>
+      <w:proofErr w:type="gramEnd"/>
+      <w:r>
+        <w:t>99.99)   # 99</w:t>
+      </w:r>
+    </w:p>
+    <w:p>
+      <w:proofErr w:type="gramStart"/>
+      <w:r>
+        <w:t>int(</w:t>
+      </w:r>
+      <w:proofErr w:type="gramEnd"/>
+      <w:r>
+        <w:t>99.01)   # 99</w:t>
+      </w:r>
+    </w:p>
+    <w:p>
+      <w:r>
+        <w:t>For negative numbers:</w:t>
+      </w:r>
+    </w:p>
+    <w:p>
+      <w:proofErr w:type="gramStart"/>
+      <w:r>
+        <w:t>int(</w:t>
+      </w:r>
+      <w:proofErr w:type="gramEnd"/>
+      <w:r>
+        <w:t>-99.99</w:t>
+      </w:r>
+      <w:proofErr w:type="gramStart"/>
+      <w:r>
+        <w:t>)  #</w:t>
+      </w:r>
+      <w:proofErr w:type="gramEnd"/>
+      <w:r>
+        <w:t xml:space="preserve"> -99</w:t>
+      </w:r>
+    </w:p>
+    <w:p>
+      <w:r>
+        <w:t>It truncates toward zero.</w:t>
+      </w:r>
+    </w:p>
+    <w:p>
+      <w:r>
+        <w:pict w14:anchorId="747718B4">
+          <v:rect id="_x0000_i1043" style="width:0;height:1.5pt" o:hralign="center" o:hrstd="t" o:hr="t" fillcolor="#a0a0a0" stroked="f"/>
+        </w:pict>
+      </w:r>
+    </w:p>
+    <w:p>
+      <w:pPr>
+        <w:rPr>
+          <w:b/>
+          <w:bCs/>
+        </w:rPr>
+      </w:pPr>
+      <w:r>
+        <w:rPr>
+          <w:b/>
+          <w:bCs/>
+        </w:rPr>
+        <w:t>19. Boolean Conversion</w:t>
+      </w:r>
+    </w:p>
+    <w:p>
+      <w:r>
+        <w:t xml:space="preserve">Python's </w:t>
+      </w:r>
+      <w:proofErr w:type="gramStart"/>
+      <w:r>
+        <w:t>bool(</w:t>
+      </w:r>
+      <w:proofErr w:type="gramEnd"/>
+      <w:r>
+        <w:t>) converts values to True or False.</w:t>
+      </w:r>
+    </w:p>
+    <w:p>
+      <w:r>
+        <w:t>print(</w:t>
+      </w:r>
+      <w:proofErr w:type="gramStart"/>
+      <w:r>
+        <w:t>bool(</w:t>
+      </w:r>
+      <w:proofErr w:type="gramEnd"/>
+      <w:r>
+        <w:t>1))</w:t>
+      </w:r>
+    </w:p>
+    <w:p>
+      <w:r>
+        <w:t>print(</w:t>
+      </w:r>
+      <w:proofErr w:type="gramStart"/>
+      <w:r>
+        <w:t>bool(</w:t>
+      </w:r>
+      <w:proofErr w:type="gramEnd"/>
+      <w:r>
+        <w:t>0))</w:t>
+      </w:r>
+    </w:p>
+    <w:p>
+      <w:r>
+        <w:t>Output:</w:t>
+      </w:r>
+    </w:p>
+    <w:p>
+      <w:r>
+        <w:t>True</w:t>
+      </w:r>
+    </w:p>
+    <w:p>
+      <w:r>
+        <w:t>False</w:t>
+      </w:r>
+    </w:p>
+    <w:p>
+      <w:r>
+        <w:t>Strings:</w:t>
+      </w:r>
+    </w:p>
+    <w:p>
+      <w:r>
+        <w:t>print(bool("Hello"))</w:t>
+      </w:r>
+    </w:p>
+    <w:p>
+      <w:r>
+        <w:t>print(</w:t>
+      </w:r>
+      <w:proofErr w:type="gramStart"/>
+      <w:r>
+        <w:t>bool(</w:t>
+      </w:r>
+      <w:proofErr w:type="gramEnd"/>
+      <w:r>
+        <w:t>""))</w:t>
+      </w:r>
+    </w:p>
+    <w:p>
+      <w:r>
+        <w:t>Output:</w:t>
+      </w:r>
+    </w:p>
+    <w:p>
+      <w:r>
+        <w:t>True</w:t>
+      </w:r>
+    </w:p>
+    <w:p>
+      <w:r>
+        <w:t>False</w:t>
+      </w:r>
+    </w:p>
+    <w:p>
+      <w:r>
+        <w:t>An empty string is considered false.</w:t>
+      </w:r>
+    </w:p>
+    <w:p>
+      <w:r>
         <w:lastRenderedPageBreak/>
-        <w:t>age = "47"</w:t>
+        <w:pict w14:anchorId="17FBA814">
+          <v:rect id="_x0000_i1044" style="width:0;height:1.5pt" o:hralign="center" o:hrstd="t" o:hr="t" fillcolor="#a0a0a0" stroked="f"/>
+        </w:pict>
+      </w:r>
+    </w:p>
+    <w:p>
+      <w:pPr>
+        <w:rPr>
+          <w:b/>
+          <w:bCs/>
+        </w:rPr>
+      </w:pPr>
+      <w:r>
+        <w:rPr>
+          <w:b/>
+          <w:bCs/>
+        </w:rPr>
+        <w:t xml:space="preserve">20. Truthy and </w:t>
+      </w:r>
+      <w:proofErr w:type="spellStart"/>
+      <w:r>
+        <w:rPr>
+          <w:b/>
+          <w:bCs/>
+        </w:rPr>
+        <w:t>Falsy</w:t>
+      </w:r>
+      <w:proofErr w:type="spellEnd"/>
+      <w:r>
+        <w:rPr>
+          <w:b/>
+          <w:bCs/>
+        </w:rPr>
+        <w:t xml:space="preserve"> Values</w:t>
+      </w:r>
+    </w:p>
+    <w:p>
+      <w:r>
+        <w:t>This is an important Python concept.</w:t>
+      </w:r>
+    </w:p>
+    <w:p>
+      <w:r>
+        <w:t xml:space="preserve">Generally, these are </w:t>
+      </w:r>
+      <w:proofErr w:type="spellStart"/>
+      <w:r>
+        <w:rPr>
+          <w:b/>
+          <w:bCs/>
+        </w:rPr>
+        <w:t>falsy</w:t>
+      </w:r>
+      <w:proofErr w:type="spellEnd"/>
+      <w:r>
+        <w:t>:</w:t>
+      </w:r>
+    </w:p>
+    <w:p>
+      <w:r>
+        <w:t>False</w:t>
+      </w:r>
+    </w:p>
+    <w:p>
+      <w:r>
+        <w:t>None</w:t>
+      </w:r>
+    </w:p>
+    <w:p>
+      <w:r>
+        <w:t>0</w:t>
+      </w:r>
+    </w:p>
+    <w:p>
+      <w:r>
+        <w:t>0.0</w:t>
+      </w:r>
+    </w:p>
+    <w:p>
+      <w:r>
+        <w:t>""</w:t>
+      </w:r>
+    </w:p>
+    <w:p>
+      <w:r>
+        <w:t>[]</w:t>
+      </w:r>
+    </w:p>
+    <w:p>
+      <w:r>
+        <w:t>()</w:t>
+      </w:r>
+    </w:p>
+    <w:p>
+      <w:r>
+        <w:t>{}</w:t>
+      </w:r>
+    </w:p>
+    <w:p>
+      <w:proofErr w:type="gramStart"/>
+      <w:r>
+        <w:t>set(</w:t>
+      </w:r>
+      <w:proofErr w:type="gramEnd"/>
+      <w:r>
+        <w:t>)</w:t>
+      </w:r>
+    </w:p>
+    <w:p>
+      <w:r>
+        <w:t xml:space="preserve">Many other values are </w:t>
+      </w:r>
+      <w:r>
+        <w:rPr>
+          <w:b/>
+          <w:bCs/>
+        </w:rPr>
+        <w:t>truthy</w:t>
+      </w:r>
+      <w:r>
+        <w:t>.</w:t>
+      </w:r>
+    </w:p>
+    <w:p>
+      <w:r>
+        <w:t>Example:</w:t>
+      </w:r>
+    </w:p>
+    <w:p>
+      <w:r>
+        <w:t>name = ""</w:t>
       </w:r>
     </w:p>
     <w:p/>
     <w:p>
       <w:r>
+        <w:t>if name:</w:t>
+      </w:r>
+    </w:p>
+    <w:p>
+      <w:r>
+        <w:t xml:space="preserve">    </w:t>
+      </w:r>
+      <w:proofErr w:type="gramStart"/>
+      <w:r>
+        <w:t>print(</w:t>
+      </w:r>
+      <w:proofErr w:type="gramEnd"/>
+      <w:r>
+        <w:t>"Name exists")</w:t>
+      </w:r>
+    </w:p>
+    <w:p>
+      <w:r>
+        <w:t>else:</w:t>
+      </w:r>
+    </w:p>
+    <w:p>
+      <w:r>
+        <w:t xml:space="preserve">    </w:t>
+      </w:r>
+      <w:proofErr w:type="gramStart"/>
+      <w:r>
+        <w:t>print(</w:t>
+      </w:r>
+      <w:proofErr w:type="gramEnd"/>
+      <w:r>
+        <w:t>"Name is empty")</w:t>
+      </w:r>
+    </w:p>
+    <w:p>
+      <w:r>
+        <w:t>Output:</w:t>
+      </w:r>
+    </w:p>
+    <w:p>
+      <w:r>
+        <w:t>Name is empty</w:t>
+      </w:r>
+    </w:p>
+    <w:p>
+      <w:r>
+        <w:t>We'll use this heavily when learning conditions.</w:t>
+      </w:r>
+    </w:p>
+    <w:p>
+      <w:r>
+        <w:pict w14:anchorId="2C6BD651">
+          <v:rect id="_x0000_i1045" style="width:0;height:1.5pt" o:hralign="center" o:hrstd="t" o:hr="t" fillcolor="#a0a0a0" stroked="f"/>
+        </w:pict>
+      </w:r>
+    </w:p>
+    <w:p>
+      <w:pPr>
+        <w:rPr>
+          <w:b/>
+          <w:bCs/>
+        </w:rPr>
+      </w:pPr>
+      <w:r>
+        <w:rPr>
+          <w:b/>
+          <w:bCs/>
+        </w:rPr>
+        <w:t>21. Input + Type Conversion</w:t>
+      </w:r>
+    </w:p>
+    <w:p>
+      <w:r>
+        <w:t>Remember from Lesson 1:</w:t>
+      </w:r>
+    </w:p>
+    <w:p>
+      <w:proofErr w:type="gramStart"/>
+      <w:r>
+        <w:t>input(</w:t>
+      </w:r>
+      <w:proofErr w:type="gramEnd"/>
+      <w:r>
+        <w:t>)</w:t>
+      </w:r>
+    </w:p>
+    <w:p>
+      <w:r>
+        <w:lastRenderedPageBreak/>
+        <w:t>returns a string.</w:t>
+      </w:r>
+    </w:p>
+    <w:p>
+      <w:r>
+        <w:t>So:</w:t>
+      </w:r>
+    </w:p>
+    <w:p>
+      <w:r>
+        <w:t xml:space="preserve">age = </w:t>
+      </w:r>
+      <w:proofErr w:type="gramStart"/>
+      <w:r>
+        <w:t>input(</w:t>
+      </w:r>
+      <w:proofErr w:type="gramEnd"/>
+      <w:r>
+        <w:t>"Enter age: ")</w:t>
+      </w:r>
+    </w:p>
+    <w:p>
+      <w:r>
+        <w:t>If the user enters:</w:t>
+      </w:r>
+    </w:p>
+    <w:p>
+      <w:r>
+        <w:t>47</w:t>
+      </w:r>
+    </w:p>
+    <w:p>
+      <w:r>
+        <w:t>age is still:</w:t>
+      </w:r>
+    </w:p>
+    <w:p>
+      <w:r>
+        <w:t>"47"</w:t>
+      </w:r>
+    </w:p>
+    <w:p>
+      <w:r>
+        <w:t>To convert:</w:t>
+      </w:r>
+    </w:p>
+    <w:p>
+      <w:r>
+        <w:t xml:space="preserve">age = </w:t>
+      </w:r>
+      <w:proofErr w:type="gramStart"/>
+      <w:r>
+        <w:t>int(input(</w:t>
+      </w:r>
+      <w:proofErr w:type="gramEnd"/>
+      <w:r>
+        <w:t>"Enter age: "))</w:t>
+      </w:r>
+    </w:p>
+    <w:p>
+      <w:r>
+        <w:t>Now:</w:t>
+      </w:r>
+    </w:p>
+    <w:p>
+      <w:r>
         <w:t>print(type(age))</w:t>
       </w:r>
     </w:p>
@@ -1931,49 +2736,147 @@
     </w:p>
     <w:p>
       <w:r>
-        <w:t>&lt;class 'str'&gt;</w:t>
-      </w:r>
-    </w:p>
-    <w:p>
-      <w:r>
-        <w:t>Convert:</w:t>
-      </w:r>
-    </w:p>
-    <w:p>
-      <w:r>
-        <w:t>age = int(age)</w:t>
+        <w:t>&lt;class 'int'&gt;</w:t>
+      </w:r>
+    </w:p>
+    <w:p>
+      <w:r>
+        <w:t>This pattern is extremely important.</w:t>
+      </w:r>
+    </w:p>
+    <w:p>
+      <w:r>
+        <w:pict w14:anchorId="4009AD1B">
+          <v:rect id="_x0000_i1046" style="width:0;height:1.5pt" o:hralign="center" o:hrstd="t" o:hr="t" fillcolor="#a0a0a0" stroked="f"/>
+        </w:pict>
+      </w:r>
+    </w:p>
+    <w:p>
+      <w:pPr>
+        <w:rPr>
+          <w:b/>
+          <w:bCs/>
+        </w:rPr>
+      </w:pPr>
+      <w:r>
+        <w:rPr>
+          <w:b/>
+          <w:bCs/>
+        </w:rPr>
+        <w:t>22. Example — Student Details</w:t>
+      </w:r>
+    </w:p>
+    <w:p>
+      <w:r>
+        <w:t xml:space="preserve">name = </w:t>
+      </w:r>
+      <w:proofErr w:type="gramStart"/>
+      <w:r>
+        <w:t>input(</w:t>
+      </w:r>
+      <w:proofErr w:type="gramEnd"/>
+      <w:r>
+        <w:t>"Enter student name: ")</w:t>
+      </w:r>
+    </w:p>
+    <w:p>
+      <w:r>
+        <w:t xml:space="preserve">age = </w:t>
+      </w:r>
+      <w:proofErr w:type="gramStart"/>
+      <w:r>
+        <w:t>int(input(</w:t>
+      </w:r>
+      <w:proofErr w:type="gramEnd"/>
+      <w:r>
+        <w:t>"Enter age: "))</w:t>
+      </w:r>
+    </w:p>
+    <w:p>
+      <w:r>
+        <w:t xml:space="preserve">percentage = </w:t>
+      </w:r>
+      <w:proofErr w:type="gramStart"/>
+      <w:r>
+        <w:t>float(input(</w:t>
+      </w:r>
+      <w:proofErr w:type="gramEnd"/>
+      <w:r>
+        <w:t>"Enter percentage: "))</w:t>
       </w:r>
     </w:p>
     <w:p/>
     <w:p>
-      <w:r>
-        <w:t>print(age)</w:t>
-      </w:r>
-    </w:p>
-    <w:p>
-      <w:r>
-        <w:t>print(type(age))</w:t>
-      </w:r>
-    </w:p>
-    <w:p>
-      <w:r>
-        <w:t>Output:</w:t>
-      </w:r>
-    </w:p>
-    <w:p>
-      <w:r>
-        <w:t>47</w:t>
-      </w:r>
-    </w:p>
-    <w:p>
-      <w:r>
-        <w:t>&lt;class 'int'&gt;</w:t>
-      </w:r>
-    </w:p>
-    <w:p>
-      <w:r>
-        <w:pict w14:anchorId="6E8CBBA5">
-          <v:rect id="_x0000_i2139" style="width:0;height:1.5pt" o:hralign="center" o:hrstd="t" o:hr="t" fillcolor="#a0a0a0" stroked="f"/>
+      <w:proofErr w:type="gramStart"/>
+      <w:r>
+        <w:t>print(</w:t>
+      </w:r>
+      <w:proofErr w:type="gramEnd"/>
+      <w:r>
+        <w:t>"Name:", name)</w:t>
+      </w:r>
+    </w:p>
+    <w:p>
+      <w:proofErr w:type="gramStart"/>
+      <w:r>
+        <w:t>print(</w:t>
+      </w:r>
+      <w:proofErr w:type="gramEnd"/>
+      <w:r>
+        <w:t>"Age:", age)</w:t>
+      </w:r>
+    </w:p>
+    <w:p>
+      <w:proofErr w:type="gramStart"/>
+      <w:r>
+        <w:t>print(</w:t>
+      </w:r>
+      <w:proofErr w:type="gramEnd"/>
+      <w:r>
+        <w:t>"Percentage:", percentage)</w:t>
+      </w:r>
+    </w:p>
+    <w:p>
+      <w:r>
+        <w:t>Example:</w:t>
+      </w:r>
+    </w:p>
+    <w:p>
+      <w:r>
+        <w:t>Enter student name: Ravi</w:t>
+      </w:r>
+    </w:p>
+    <w:p>
+      <w:r>
+        <w:t>Enter age: 22</w:t>
+      </w:r>
+    </w:p>
+    <w:p>
+      <w:r>
+        <w:t>Enter percentage: 85.5</w:t>
+      </w:r>
+    </w:p>
+    <w:p/>
+    <w:p>
+      <w:r>
+        <w:lastRenderedPageBreak/>
+        <w:t>Name: Ravi</w:t>
+      </w:r>
+    </w:p>
+    <w:p>
+      <w:r>
+        <w:t>Age: 22</w:t>
+      </w:r>
+    </w:p>
+    <w:p>
+      <w:r>
+        <w:t>Percentage: 85.5</w:t>
+      </w:r>
+    </w:p>
+    <w:p>
+      <w:r>
+        <w:pict w14:anchorId="4E42A9D1">
+          <v:rect id="_x0000_i1047" style="width:0;height:1.5pt" o:hralign="center" o:hrstd="t" o:hr="t" fillcolor="#a0a0a0" stroked="f"/>
         </w:pict>
       </w:r>
     </w:p>
@@ -1989,1207 +2892,288 @@
           <w:b/>
           <w:bCs/>
         </w:rPr>
-        <w:t>15. String → Float</w:t>
-      </w:r>
-    </w:p>
-    <w:p>
-      <w:r>
-        <w:t>price = "99.50"</w:t>
-      </w:r>
-    </w:p>
-    <w:p/>
-    <w:p>
-      <w:r>
-        <w:t>price = float(price)</w:t>
-      </w:r>
-    </w:p>
-    <w:p/>
-    <w:p>
-      <w:r>
-        <w:t>print(price)</w:t>
-      </w:r>
-    </w:p>
-    <w:p>
-      <w:r>
-        <w:t>print(type(price))</w:t>
-      </w:r>
-    </w:p>
-    <w:p>
-      <w:r>
-        <w:t>Output:</w:t>
-      </w:r>
-    </w:p>
-    <w:p>
-      <w:r>
-        <w:t>99.5</w:t>
-      </w:r>
-    </w:p>
-    <w:p>
-      <w:r>
-        <w:t>&lt;class 'float'&gt;</w:t>
-      </w:r>
-    </w:p>
-    <w:p>
-      <w:r>
-        <w:pict w14:anchorId="28079092">
-          <v:rect id="_x0000_i2140" style="width:0;height:1.5pt" o:hralign="center" o:hrstd="t" o:hr="t" fillcolor="#a0a0a0" stroked="f"/>
-        </w:pict>
-      </w:r>
-    </w:p>
-    <w:p>
-      <w:pPr>
-        <w:rPr>
-          <w:b/>
-          <w:bCs/>
-        </w:rPr>
-      </w:pPr>
-      <w:r>
-        <w:rPr>
-          <w:b/>
-          <w:bCs/>
-        </w:rPr>
-        <w:t>16. Integer → Float</w:t>
-      </w:r>
-    </w:p>
-    <w:p>
-      <w:r>
-        <w:t>x = 100</w:t>
-      </w:r>
-    </w:p>
-    <w:p/>
+        <w:t>23. Mutable vs Immutable</w:t>
+      </w:r>
+    </w:p>
+    <w:p>
+      <w:r>
+        <w:t xml:space="preserve">This is one of the </w:t>
+      </w:r>
+      <w:r>
+        <w:rPr>
+          <w:b/>
+          <w:bCs/>
+        </w:rPr>
+        <w:t>most important Python concepts</w:t>
+      </w:r>
+      <w:r>
+        <w:t>.</w:t>
+      </w:r>
+    </w:p>
+    <w:p>
+      <w:pPr>
+        <w:rPr>
+          <w:b/>
+          <w:bCs/>
+        </w:rPr>
+      </w:pPr>
+      <w:r>
+        <w:rPr>
+          <w:b/>
+          <w:bCs/>
+        </w:rPr>
+        <w:t>Immutable objects</w:t>
+      </w:r>
+    </w:p>
+    <w:p>
+      <w:r>
+        <w:t>Their contents cannot be changed in place.</w:t>
+      </w:r>
+    </w:p>
+    <w:p>
+      <w:r>
+        <w:t>Examples:</w:t>
+      </w:r>
+    </w:p>
+    <w:p>
+      <w:r>
+        <w:t>int</w:t>
+      </w:r>
+    </w:p>
+    <w:p>
+      <w:r>
+        <w:t>float</w:t>
+      </w:r>
+    </w:p>
+    <w:p>
+      <w:r>
+        <w:t>bool</w:t>
+      </w:r>
+    </w:p>
+    <w:p>
+      <w:r>
+        <w:t>str</w:t>
+      </w:r>
+    </w:p>
+    <w:p>
+      <w:r>
+        <w:t>tuple</w:t>
+      </w:r>
+    </w:p>
+    <w:p>
+      <w:pPr>
+        <w:rPr>
+          <w:b/>
+          <w:bCs/>
+        </w:rPr>
+      </w:pPr>
+      <w:r>
+        <w:rPr>
+          <w:b/>
+          <w:bCs/>
+        </w:rPr>
+        <w:t>Mutable objects</w:t>
+      </w:r>
+    </w:p>
+    <w:p>
+      <w:r>
+        <w:t>Their contents can be changed.</w:t>
+      </w:r>
+    </w:p>
+    <w:p>
+      <w:r>
+        <w:t>Examples:</w:t>
+      </w:r>
+    </w:p>
+    <w:p>
+      <w:r>
+        <w:t>list</w:t>
+      </w:r>
+    </w:p>
+    <w:p>
+      <w:proofErr w:type="spellStart"/>
+      <w:r>
+        <w:t>dict</w:t>
+      </w:r>
+      <w:proofErr w:type="spellEnd"/>
+    </w:p>
+    <w:p>
+      <w:r>
+        <w:t>set</w:t>
+      </w:r>
+    </w:p>
+    <w:p>
+      <w:r>
+        <w:t>Conceptually:</w:t>
+      </w:r>
+    </w:p>
+    <w:p>
+      <w:r>
+        <w:t>Objects</w:t>
+      </w:r>
+    </w:p>
+    <w:p>
+      <w:r>
+        <w:t>│</w:t>
+      </w:r>
+    </w:p>
+    <w:p>
+      <w:r>
+        <w:rPr>
+          <w:rFonts w:ascii="MS Gothic" w:eastAsia="MS Gothic" w:hAnsi="MS Gothic" w:cs="MS Gothic" w:hint="eastAsia"/>
+        </w:rPr>
+        <w:t>├</w:t>
+      </w:r>
+      <w:r>
+        <w:rPr>
+          <w:rFonts w:ascii="Aptos" w:hAnsi="Aptos" w:cs="Aptos"/>
+        </w:rPr>
+        <w:t>──</w:t>
+      </w:r>
+      <w:r>
+        <w:t xml:space="preserve"> Immutable</w:t>
+      </w:r>
+    </w:p>
+    <w:p>
+      <w:r>
+        <w:t xml:space="preserve">│   </w:t>
+      </w:r>
+      <w:r>
+        <w:rPr>
+          <w:rFonts w:ascii="MS Gothic" w:eastAsia="MS Gothic" w:hAnsi="MS Gothic" w:cs="MS Gothic" w:hint="eastAsia"/>
+        </w:rPr>
+        <w:t>├</w:t>
+      </w:r>
+      <w:r>
+        <w:rPr>
+          <w:rFonts w:ascii="Aptos" w:hAnsi="Aptos" w:cs="Aptos"/>
+        </w:rPr>
+        <w:t>──</w:t>
+      </w:r>
+      <w:r>
+        <w:t xml:space="preserve"> int</w:t>
+      </w:r>
+    </w:p>
+    <w:p>
+      <w:r>
+        <w:t xml:space="preserve">│   </w:t>
+      </w:r>
+      <w:r>
+        <w:rPr>
+          <w:rFonts w:ascii="MS Gothic" w:eastAsia="MS Gothic" w:hAnsi="MS Gothic" w:cs="MS Gothic" w:hint="eastAsia"/>
+        </w:rPr>
+        <w:t>├</w:t>
+      </w:r>
+      <w:r>
+        <w:rPr>
+          <w:rFonts w:ascii="Aptos" w:hAnsi="Aptos" w:cs="Aptos"/>
+        </w:rPr>
+        <w:t>──</w:t>
+      </w:r>
+      <w:r>
+        <w:t xml:space="preserve"> float</w:t>
+      </w:r>
+    </w:p>
+    <w:p>
+      <w:r>
+        <w:t xml:space="preserve">│   </w:t>
+      </w:r>
+      <w:r>
+        <w:rPr>
+          <w:rFonts w:ascii="MS Gothic" w:eastAsia="MS Gothic" w:hAnsi="MS Gothic" w:cs="MS Gothic" w:hint="eastAsia"/>
+        </w:rPr>
+        <w:t>├</w:t>
+      </w:r>
+      <w:r>
+        <w:rPr>
+          <w:rFonts w:ascii="Aptos" w:hAnsi="Aptos" w:cs="Aptos"/>
+        </w:rPr>
+        <w:t>──</w:t>
+      </w:r>
+      <w:r>
+        <w:t xml:space="preserve"> bool</w:t>
+      </w:r>
+    </w:p>
+    <w:p>
+      <w:r>
+        <w:t xml:space="preserve">│   </w:t>
+      </w:r>
+      <w:r>
+        <w:rPr>
+          <w:rFonts w:ascii="MS Gothic" w:eastAsia="MS Gothic" w:hAnsi="MS Gothic" w:cs="MS Gothic" w:hint="eastAsia"/>
+        </w:rPr>
+        <w:t>├</w:t>
+      </w:r>
+      <w:r>
+        <w:rPr>
+          <w:rFonts w:ascii="Aptos" w:hAnsi="Aptos" w:cs="Aptos"/>
+        </w:rPr>
+        <w:t>──</w:t>
+      </w:r>
+      <w:r>
+        <w:t xml:space="preserve"> str</w:t>
+      </w:r>
+    </w:p>
     <w:p>
       <w:r>
         <w:lastRenderedPageBreak/>
-        <w:t>y = float(x)</w:t>
-      </w:r>
-    </w:p>
-    <w:p/>
-    <w:p>
-      <w:r>
-        <w:t>print(y)</w:t>
-      </w:r>
-    </w:p>
-    <w:p>
-      <w:r>
-        <w:t>print(type(y))</w:t>
-      </w:r>
-    </w:p>
-    <w:p>
-      <w:r>
-        <w:t>Output:</w:t>
-      </w:r>
-    </w:p>
-    <w:p>
-      <w:r>
-        <w:t>100.0</w:t>
-      </w:r>
-    </w:p>
-    <w:p>
-      <w:r>
-        <w:t>&lt;class 'float'&gt;</w:t>
-      </w:r>
-    </w:p>
-    <w:p>
-      <w:r>
-        <w:pict w14:anchorId="4541EC9B">
-          <v:rect id="_x0000_i2141" style="width:0;height:1.5pt" o:hralign="center" o:hrstd="t" o:hr="t" fillcolor="#a0a0a0" stroked="f"/>
-        </w:pict>
-      </w:r>
-    </w:p>
-    <w:p>
-      <w:pPr>
-        <w:rPr>
-          <w:b/>
-          <w:bCs/>
-        </w:rPr>
-      </w:pPr>
-      <w:r>
-        <w:rPr>
-          <w:b/>
-          <w:bCs/>
-        </w:rPr>
-        <w:t>17. Integer → String</w:t>
-      </w:r>
-    </w:p>
-    <w:p>
-      <w:r>
-        <w:t>age = 47</w:t>
-      </w:r>
-    </w:p>
-    <w:p/>
-    <w:p>
+        <w:t>│   └── tuple</w:t>
+      </w:r>
+    </w:p>
+    <w:p>
+      <w:r>
+        <w:t>│</w:t>
+      </w:r>
+    </w:p>
+    <w:p>
+      <w:r>
+        <w:t>└── Mutable</w:t>
+      </w:r>
+    </w:p>
+    <w:p>
+      <w:r>
+        <w:t xml:space="preserve">    </w:t>
+      </w:r>
+      <w:r>
+        <w:rPr>
+          <w:rFonts w:ascii="MS Gothic" w:eastAsia="MS Gothic" w:hAnsi="MS Gothic" w:cs="MS Gothic" w:hint="eastAsia"/>
+        </w:rPr>
+        <w:t>├</w:t>
+      </w:r>
+      <w:r>
+        <w:rPr>
+          <w:rFonts w:ascii="Aptos" w:hAnsi="Aptos" w:cs="Aptos"/>
+        </w:rPr>
+        <w:t>──</w:t>
+      </w:r>
+      <w:r>
+        <w:t xml:space="preserve"> list</w:t>
+      </w:r>
+    </w:p>
+    <w:p>
+      <w:r>
+        <w:t xml:space="preserve">    </w:t>
+      </w:r>
+      <w:r>
+        <w:rPr>
+          <w:rFonts w:ascii="MS Gothic" w:eastAsia="MS Gothic" w:hAnsi="MS Gothic" w:cs="MS Gothic" w:hint="eastAsia"/>
+        </w:rPr>
+        <w:t>├</w:t>
+      </w:r>
+      <w:r>
+        <w:rPr>
+          <w:rFonts w:ascii="Aptos" w:hAnsi="Aptos" w:cs="Aptos"/>
+        </w:rPr>
+        <w:t>──</w:t>
+      </w:r>
+      <w:r>
+        <w:t xml:space="preserve"> </w:t>
+      </w:r>
       <w:proofErr w:type="spellStart"/>
       <w:r>
-        <w:t>age_text</w:t>
+        <w:t>dict</w:t>
       </w:r>
       <w:proofErr w:type="spellEnd"/>
-      <w:r>
-        <w:t xml:space="preserve"> = str(age)</w:t>
-      </w:r>
-    </w:p>
-    <w:p/>
-    <w:p>
-      <w:r>
-        <w:t>print(</w:t>
-      </w:r>
-      <w:proofErr w:type="spellStart"/>
-      <w:r>
-        <w:t>age_text</w:t>
-      </w:r>
-      <w:proofErr w:type="spellEnd"/>
-      <w:r>
-        <w:t>)</w:t>
-      </w:r>
-    </w:p>
-    <w:p>
-      <w:r>
-        <w:t>print(type(</w:t>
-      </w:r>
-      <w:proofErr w:type="spellStart"/>
-      <w:r>
-        <w:t>age_text</w:t>
-      </w:r>
-      <w:proofErr w:type="spellEnd"/>
-      <w:r>
-        <w:t>))</w:t>
-      </w:r>
-    </w:p>
-    <w:p>
-      <w:r>
-        <w:t>Output:</w:t>
-      </w:r>
-    </w:p>
-    <w:p>
-      <w:r>
-        <w:t>47</w:t>
-      </w:r>
-    </w:p>
-    <w:p>
-      <w:r>
-        <w:t>&lt;class 'str'&gt;</w:t>
-      </w:r>
-    </w:p>
-    <w:p>
-      <w:r>
-        <w:t>This is very common when constructing messages.</w:t>
-      </w:r>
-    </w:p>
-    <w:p>
-      <w:r>
-        <w:t>age = 47</w:t>
-      </w:r>
-    </w:p>
-    <w:p/>
-    <w:p>
-      <w:r>
-        <w:t>message = "My age is " + str(age)</w:t>
-      </w:r>
-    </w:p>
-    <w:p/>
-    <w:p>
-      <w:r>
-        <w:t>print(message)</w:t>
-      </w:r>
-    </w:p>
-    <w:p>
-      <w:r>
-        <w:t>Later we'll learn the cleaner f-string approach:</w:t>
-      </w:r>
-    </w:p>
-    <w:p>
-      <w:r>
-        <w:t xml:space="preserve">message = </w:t>
-      </w:r>
-      <w:proofErr w:type="spellStart"/>
-      <w:r>
-        <w:t>f"My</w:t>
-      </w:r>
-      <w:proofErr w:type="spellEnd"/>
-      <w:r>
-        <w:t xml:space="preserve"> age is {age}"</w:t>
-      </w:r>
-    </w:p>
-    <w:p>
-      <w:r>
-        <w:pict w14:anchorId="0D1EDFA9">
-          <v:rect id="_x0000_i2142" style="width:0;height:1.5pt" o:hralign="center" o:hrstd="t" o:hr="t" fillcolor="#a0a0a0" stroked="f"/>
-        </w:pict>
-      </w:r>
-    </w:p>
-    <w:p>
-      <w:pPr>
-        <w:rPr>
-          <w:b/>
-          <w:bCs/>
-        </w:rPr>
-      </w:pPr>
-      <w:r>
-        <w:rPr>
-          <w:b/>
-          <w:bCs/>
-        </w:rPr>
-        <w:t>18. Float → Integer</w:t>
-      </w:r>
-    </w:p>
-    <w:p>
-      <w:r>
-        <w:lastRenderedPageBreak/>
-        <w:t>price = 99.99</w:t>
-      </w:r>
-    </w:p>
-    <w:p/>
-    <w:p>
-      <w:r>
-        <w:t>x = int(price)</w:t>
-      </w:r>
-    </w:p>
-    <w:p/>
-    <w:p>
-      <w:r>
-        <w:t>print(x)</w:t>
-      </w:r>
-    </w:p>
-    <w:p>
-      <w:r>
-        <w:t>Output:</w:t>
-      </w:r>
-    </w:p>
-    <w:p>
-      <w:r>
-        <w:t>99</w:t>
-      </w:r>
-    </w:p>
-    <w:p>
-      <w:r>
-        <w:t>Important:</w:t>
-      </w:r>
-    </w:p>
-    <w:p>
-      <w:proofErr w:type="gramStart"/>
-      <w:r>
-        <w:rPr>
-          <w:b/>
-          <w:bCs/>
-        </w:rPr>
-        <w:t>int(</w:t>
-      </w:r>
-      <w:proofErr w:type="gramEnd"/>
-      <w:r>
-        <w:rPr>
-          <w:b/>
-          <w:bCs/>
-        </w:rPr>
-        <w:t>) truncates the fractional part; it does not round to the nearest integer.</w:t>
-      </w:r>
-    </w:p>
-    <w:p>
-      <w:proofErr w:type="gramStart"/>
-      <w:r>
-        <w:t>int(</w:t>
-      </w:r>
-      <w:proofErr w:type="gramEnd"/>
-      <w:r>
-        <w:t>99.99)   # 99</w:t>
-      </w:r>
-    </w:p>
-    <w:p>
-      <w:proofErr w:type="gramStart"/>
-      <w:r>
-        <w:t>int(</w:t>
-      </w:r>
-      <w:proofErr w:type="gramEnd"/>
-      <w:r>
-        <w:t>99.01)   # 99</w:t>
-      </w:r>
-    </w:p>
-    <w:p>
-      <w:r>
-        <w:t>For negative numbers:</w:t>
-      </w:r>
-    </w:p>
-    <w:p>
-      <w:proofErr w:type="gramStart"/>
-      <w:r>
-        <w:t>int(</w:t>
-      </w:r>
-      <w:proofErr w:type="gramEnd"/>
-      <w:r>
-        <w:t>-99.99</w:t>
-      </w:r>
-      <w:proofErr w:type="gramStart"/>
-      <w:r>
-        <w:t>)  #</w:t>
-      </w:r>
-      <w:proofErr w:type="gramEnd"/>
-      <w:r>
-        <w:t xml:space="preserve"> -99</w:t>
-      </w:r>
-    </w:p>
-    <w:p>
-      <w:r>
-        <w:t>It truncates toward zero.</w:t>
-      </w:r>
-    </w:p>
-    <w:p>
-      <w:r>
-        <w:pict w14:anchorId="747718B4">
-          <v:rect id="_x0000_i2143" style="width:0;height:1.5pt" o:hralign="center" o:hrstd="t" o:hr="t" fillcolor="#a0a0a0" stroked="f"/>
-        </w:pict>
-      </w:r>
-    </w:p>
-    <w:p>
-      <w:pPr>
-        <w:rPr>
-          <w:b/>
-          <w:bCs/>
-        </w:rPr>
-      </w:pPr>
-      <w:r>
-        <w:rPr>
-          <w:b/>
-          <w:bCs/>
-        </w:rPr>
-        <w:t>19. Boolean Conversion</w:t>
-      </w:r>
-    </w:p>
-    <w:p>
-      <w:r>
-        <w:t xml:space="preserve">Python's </w:t>
-      </w:r>
-      <w:proofErr w:type="gramStart"/>
-      <w:r>
-        <w:t>bool(</w:t>
-      </w:r>
-      <w:proofErr w:type="gramEnd"/>
-      <w:r>
-        <w:t>) converts values to True or False.</w:t>
-      </w:r>
-    </w:p>
-    <w:p>
-      <w:r>
-        <w:t>print(</w:t>
-      </w:r>
-      <w:proofErr w:type="gramStart"/>
-      <w:r>
-        <w:t>bool(</w:t>
-      </w:r>
-      <w:proofErr w:type="gramEnd"/>
-      <w:r>
-        <w:t>1))</w:t>
-      </w:r>
-    </w:p>
-    <w:p>
-      <w:r>
-        <w:t>print(</w:t>
-      </w:r>
-      <w:proofErr w:type="gramStart"/>
-      <w:r>
-        <w:t>bool(</w:t>
-      </w:r>
-      <w:proofErr w:type="gramEnd"/>
-      <w:r>
-        <w:t>0))</w:t>
-      </w:r>
-    </w:p>
-    <w:p>
-      <w:r>
-        <w:t>Output:</w:t>
-      </w:r>
-    </w:p>
-    <w:p>
-      <w:r>
-        <w:t>True</w:t>
-      </w:r>
-    </w:p>
-    <w:p>
-      <w:r>
-        <w:t>False</w:t>
-      </w:r>
-    </w:p>
-    <w:p>
-      <w:r>
-        <w:t>Strings:</w:t>
-      </w:r>
-    </w:p>
-    <w:p>
-      <w:r>
-        <w:t>print(bool("Hello"))</w:t>
-      </w:r>
-    </w:p>
-    <w:p>
-      <w:r>
-        <w:t>print(</w:t>
-      </w:r>
-      <w:proofErr w:type="gramStart"/>
-      <w:r>
-        <w:t>bool(</w:t>
-      </w:r>
-      <w:proofErr w:type="gramEnd"/>
-      <w:r>
-        <w:t>""))</w:t>
-      </w:r>
-    </w:p>
-    <w:p>
-      <w:r>
-        <w:t>Output:</w:t>
-      </w:r>
-    </w:p>
-    <w:p>
-      <w:r>
-        <w:t>True</w:t>
-      </w:r>
-    </w:p>
-    <w:p>
-      <w:r>
-        <w:t>False</w:t>
-      </w:r>
-    </w:p>
-    <w:p>
-      <w:r>
-        <w:lastRenderedPageBreak/>
-        <w:t>An empty string is considered false.</w:t>
-      </w:r>
-    </w:p>
-    <w:p>
-      <w:r>
-        <w:pict w14:anchorId="17FBA814">
-          <v:rect id="_x0000_i2144" style="width:0;height:1.5pt" o:hralign="center" o:hrstd="t" o:hr="t" fillcolor="#a0a0a0" stroked="f"/>
-        </w:pict>
-      </w:r>
-    </w:p>
-    <w:p>
-      <w:pPr>
-        <w:rPr>
-          <w:b/>
-          <w:bCs/>
-        </w:rPr>
-      </w:pPr>
-      <w:r>
-        <w:rPr>
-          <w:b/>
-          <w:bCs/>
-        </w:rPr>
-        <w:t xml:space="preserve">20. Truthy and </w:t>
-      </w:r>
-      <w:proofErr w:type="spellStart"/>
-      <w:r>
-        <w:rPr>
-          <w:b/>
-          <w:bCs/>
-        </w:rPr>
-        <w:t>Falsy</w:t>
-      </w:r>
-      <w:proofErr w:type="spellEnd"/>
-      <w:r>
-        <w:rPr>
-          <w:b/>
-          <w:bCs/>
-        </w:rPr>
-        <w:t xml:space="preserve"> Values</w:t>
-      </w:r>
-    </w:p>
-    <w:p>
-      <w:r>
-        <w:t>This is an important Python concept.</w:t>
-      </w:r>
-    </w:p>
-    <w:p>
-      <w:r>
-        <w:t xml:space="preserve">Generally, these are </w:t>
-      </w:r>
-      <w:proofErr w:type="spellStart"/>
-      <w:r>
-        <w:rPr>
-          <w:b/>
-          <w:bCs/>
-        </w:rPr>
-        <w:t>falsy</w:t>
-      </w:r>
-      <w:proofErr w:type="spellEnd"/>
-      <w:r>
-        <w:t>:</w:t>
-      </w:r>
-    </w:p>
-    <w:p>
-      <w:r>
-        <w:t>False</w:t>
-      </w:r>
-    </w:p>
-    <w:p>
-      <w:r>
-        <w:t>None</w:t>
-      </w:r>
-    </w:p>
-    <w:p>
-      <w:r>
-        <w:t>0</w:t>
-      </w:r>
-    </w:p>
-    <w:p>
-      <w:r>
-        <w:t>0.0</w:t>
-      </w:r>
-    </w:p>
-    <w:p>
-      <w:r>
-        <w:t>""</w:t>
-      </w:r>
-    </w:p>
-    <w:p>
-      <w:r>
-        <w:t>[]</w:t>
-      </w:r>
-    </w:p>
-    <w:p>
-      <w:r>
-        <w:t>()</w:t>
-      </w:r>
-    </w:p>
-    <w:p>
-      <w:r>
-        <w:t>{}</w:t>
-      </w:r>
-    </w:p>
-    <w:p>
-      <w:proofErr w:type="gramStart"/>
-      <w:r>
-        <w:t>set(</w:t>
-      </w:r>
-      <w:proofErr w:type="gramEnd"/>
-      <w:r>
-        <w:t>)</w:t>
-      </w:r>
-    </w:p>
-    <w:p>
-      <w:r>
-        <w:t xml:space="preserve">Many other values are </w:t>
-      </w:r>
-      <w:r>
-        <w:rPr>
-          <w:b/>
-          <w:bCs/>
-        </w:rPr>
-        <w:t>truthy</w:t>
-      </w:r>
-      <w:r>
-        <w:t>.</w:t>
-      </w:r>
-    </w:p>
-    <w:p>
-      <w:r>
-        <w:t>Example:</w:t>
-      </w:r>
-    </w:p>
-    <w:p>
-      <w:r>
-        <w:t>name = ""</w:t>
-      </w:r>
-    </w:p>
-    <w:p/>
-    <w:p>
-      <w:r>
-        <w:t>if name:</w:t>
-      </w:r>
-    </w:p>
-    <w:p>
-      <w:r>
-        <w:t xml:space="preserve">    </w:t>
-      </w:r>
-      <w:proofErr w:type="gramStart"/>
-      <w:r>
-        <w:t>print(</w:t>
-      </w:r>
-      <w:proofErr w:type="gramEnd"/>
-      <w:r>
-        <w:t>"Name exists")</w:t>
-      </w:r>
-    </w:p>
-    <w:p>
-      <w:r>
-        <w:t>else:</w:t>
-      </w:r>
-    </w:p>
-    <w:p>
-      <w:r>
-        <w:t xml:space="preserve">    </w:t>
-      </w:r>
-      <w:proofErr w:type="gramStart"/>
-      <w:r>
-        <w:t>print(</w:t>
-      </w:r>
-      <w:proofErr w:type="gramEnd"/>
-      <w:r>
-        <w:t>"Name is empty")</w:t>
-      </w:r>
-    </w:p>
-    <w:p>
-      <w:r>
-        <w:t>Output:</w:t>
-      </w:r>
-    </w:p>
-    <w:p>
-      <w:r>
-        <w:t>Name is empty</w:t>
-      </w:r>
-    </w:p>
-    <w:p>
-      <w:r>
-        <w:t>We'll use this heavily when learning conditions.</w:t>
-      </w:r>
-    </w:p>
-    <w:p>
-      <w:r>
-        <w:pict w14:anchorId="2C6BD651">
-          <v:rect id="_x0000_i2145" style="width:0;height:1.5pt" o:hralign="center" o:hrstd="t" o:hr="t" fillcolor="#a0a0a0" stroked="f"/>
-        </w:pict>
-      </w:r>
-    </w:p>
-    <w:p>
-      <w:pPr>
-        <w:rPr>
-          <w:b/>
-          <w:bCs/>
-        </w:rPr>
-      </w:pPr>
-      <w:r>
-        <w:rPr>
-          <w:b/>
-          <w:bCs/>
-        </w:rPr>
-        <w:t>21. Input + Type Conversion</w:t>
-      </w:r>
-    </w:p>
-    <w:p>
-      <w:r>
-        <w:t>Remember from Lesson 1:</w:t>
-      </w:r>
-    </w:p>
-    <w:p>
-      <w:proofErr w:type="gramStart"/>
-      <w:r>
-        <w:lastRenderedPageBreak/>
-        <w:t>input(</w:t>
-      </w:r>
-      <w:proofErr w:type="gramEnd"/>
-      <w:r>
-        <w:t>)</w:t>
-      </w:r>
-    </w:p>
-    <w:p>
-      <w:r>
-        <w:t>returns a string.</w:t>
-      </w:r>
-    </w:p>
-    <w:p>
-      <w:r>
-        <w:t>So:</w:t>
-      </w:r>
-    </w:p>
-    <w:p>
-      <w:r>
-        <w:t xml:space="preserve">age = </w:t>
-      </w:r>
-      <w:proofErr w:type="gramStart"/>
-      <w:r>
-        <w:t>input(</w:t>
-      </w:r>
-      <w:proofErr w:type="gramEnd"/>
-      <w:r>
-        <w:t>"Enter age: ")</w:t>
-      </w:r>
-    </w:p>
-    <w:p>
-      <w:r>
-        <w:t>If the user enters:</w:t>
-      </w:r>
-    </w:p>
-    <w:p>
-      <w:r>
-        <w:t>47</w:t>
-      </w:r>
-    </w:p>
-    <w:p>
-      <w:r>
-        <w:t>age is still:</w:t>
-      </w:r>
-    </w:p>
-    <w:p>
-      <w:r>
-        <w:t>"47"</w:t>
-      </w:r>
-    </w:p>
-    <w:p>
-      <w:r>
-        <w:t>To convert:</w:t>
-      </w:r>
-    </w:p>
-    <w:p>
-      <w:r>
-        <w:t xml:space="preserve">age = </w:t>
-      </w:r>
-      <w:proofErr w:type="gramStart"/>
-      <w:r>
-        <w:t>int(input(</w:t>
-      </w:r>
-      <w:proofErr w:type="gramEnd"/>
-      <w:r>
-        <w:t>"Enter age: "))</w:t>
-      </w:r>
-    </w:p>
-    <w:p>
-      <w:r>
-        <w:t>Now:</w:t>
-      </w:r>
-    </w:p>
-    <w:p>
-      <w:r>
-        <w:t>print(type(age))</w:t>
-      </w:r>
-    </w:p>
-    <w:p>
-      <w:r>
-        <w:t>Output:</w:t>
-      </w:r>
-    </w:p>
-    <w:p>
-      <w:r>
-        <w:t>&lt;class 'int'&gt;</w:t>
-      </w:r>
-    </w:p>
-    <w:p>
-      <w:r>
-        <w:t>This pattern is extremely important.</w:t>
-      </w:r>
-    </w:p>
-    <w:p>
-      <w:r>
-        <w:pict w14:anchorId="4009AD1B">
-          <v:rect id="_x0000_i2146" style="width:0;height:1.5pt" o:hralign="center" o:hrstd="t" o:hr="t" fillcolor="#a0a0a0" stroked="f"/>
-        </w:pict>
-      </w:r>
-    </w:p>
-    <w:p>
-      <w:pPr>
-        <w:rPr>
-          <w:b/>
-          <w:bCs/>
-        </w:rPr>
-      </w:pPr>
-      <w:r>
-        <w:rPr>
-          <w:b/>
-          <w:bCs/>
-        </w:rPr>
-        <w:t>22. Example — Student Details</w:t>
-      </w:r>
-    </w:p>
-    <w:p>
-      <w:r>
-        <w:t xml:space="preserve">name = </w:t>
-      </w:r>
-      <w:proofErr w:type="gramStart"/>
-      <w:r>
-        <w:t>input(</w:t>
-      </w:r>
-      <w:proofErr w:type="gramEnd"/>
-      <w:r>
-        <w:t>"Enter student name: ")</w:t>
-      </w:r>
-    </w:p>
-    <w:p>
-      <w:r>
-        <w:t xml:space="preserve">age = </w:t>
-      </w:r>
-      <w:proofErr w:type="gramStart"/>
-      <w:r>
-        <w:t>int(input(</w:t>
-      </w:r>
-      <w:proofErr w:type="gramEnd"/>
-      <w:r>
-        <w:t>"Enter age: "))</w:t>
-      </w:r>
-    </w:p>
-    <w:p>
-      <w:r>
-        <w:t xml:space="preserve">percentage = </w:t>
-      </w:r>
-      <w:proofErr w:type="gramStart"/>
-      <w:r>
-        <w:t>float(input(</w:t>
-      </w:r>
-      <w:proofErr w:type="gramEnd"/>
-      <w:r>
-        <w:t>"Enter percentage: "))</w:t>
-      </w:r>
-    </w:p>
-    <w:p/>
-    <w:p>
-      <w:proofErr w:type="gramStart"/>
-      <w:r>
-        <w:t>print(</w:t>
-      </w:r>
-      <w:proofErr w:type="gramEnd"/>
-      <w:r>
-        <w:t>"Name:", name)</w:t>
-      </w:r>
-    </w:p>
-    <w:p>
-      <w:proofErr w:type="gramStart"/>
-      <w:r>
-        <w:t>print(</w:t>
-      </w:r>
-      <w:proofErr w:type="gramEnd"/>
-      <w:r>
-        <w:t>"Age:", age)</w:t>
-      </w:r>
-    </w:p>
-    <w:p>
-      <w:proofErr w:type="gramStart"/>
-      <w:r>
-        <w:t>print(</w:t>
-      </w:r>
-      <w:proofErr w:type="gramEnd"/>
-      <w:r>
-        <w:t>"Percentage:", percentage)</w:t>
-      </w:r>
-    </w:p>
-    <w:p>
-      <w:r>
-        <w:t>Example:</w:t>
-      </w:r>
-    </w:p>
-    <w:p>
-      <w:r>
-        <w:t>Enter student name: Ravi</w:t>
-      </w:r>
-    </w:p>
-    <w:p>
-      <w:r>
-        <w:t>Enter age: 22</w:t>
-      </w:r>
-    </w:p>
-    <w:p>
-      <w:r>
-        <w:t>Enter percentage: 85.5</w:t>
-      </w:r>
-    </w:p>
-    <w:p/>
-    <w:p>
-      <w:r>
-        <w:t>Name: Ravi</w:t>
-      </w:r>
-    </w:p>
-    <w:p>
-      <w:r>
-        <w:t>Age: 22</w:t>
-      </w:r>
-    </w:p>
-    <w:p>
-      <w:r>
-        <w:t>Percentage: 85.5</w:t>
-      </w:r>
-    </w:p>
-    <w:p>
-      <w:r>
-        <w:pict w14:anchorId="4E42A9D1">
-          <v:rect id="_x0000_i2147" style="width:0;height:1.5pt" o:hralign="center" o:hrstd="t" o:hr="t" fillcolor="#a0a0a0" stroked="f"/>
-        </w:pict>
-      </w:r>
-    </w:p>
-    <w:p>
-      <w:pPr>
-        <w:rPr>
-          <w:b/>
-          <w:bCs/>
-        </w:rPr>
-      </w:pPr>
-      <w:r>
-        <w:rPr>
-          <w:b/>
-          <w:bCs/>
-        </w:rPr>
-        <w:t>23. Mutable vs Immutable</w:t>
-      </w:r>
-    </w:p>
-    <w:p>
-      <w:r>
-        <w:t xml:space="preserve">This is one of the </w:t>
-      </w:r>
-      <w:r>
-        <w:rPr>
-          <w:b/>
-          <w:bCs/>
-        </w:rPr>
-        <w:t>most important Python concepts</w:t>
-      </w:r>
-      <w:r>
-        <w:t>.</w:t>
-      </w:r>
-    </w:p>
-    <w:p>
-      <w:pPr>
-        <w:rPr>
-          <w:b/>
-          <w:bCs/>
-        </w:rPr>
-      </w:pPr>
-      <w:r>
-        <w:rPr>
-          <w:b/>
-          <w:bCs/>
-        </w:rPr>
-        <w:t>Immutable objects</w:t>
-      </w:r>
-    </w:p>
-    <w:p>
-      <w:r>
-        <w:t>Their contents cannot be changed in place.</w:t>
-      </w:r>
-    </w:p>
-    <w:p>
-      <w:r>
-        <w:t>Examples:</w:t>
-      </w:r>
-    </w:p>
-    <w:p>
-      <w:r>
-        <w:t>int</w:t>
-      </w:r>
-    </w:p>
-    <w:p>
-      <w:r>
-        <w:t>float</w:t>
-      </w:r>
-    </w:p>
-    <w:p>
-      <w:r>
-        <w:t>bool</w:t>
-      </w:r>
-    </w:p>
-    <w:p>
-      <w:r>
-        <w:t>str</w:t>
-      </w:r>
-    </w:p>
-    <w:p>
-      <w:r>
-        <w:t>tuple</w:t>
-      </w:r>
-    </w:p>
-    <w:p>
-      <w:pPr>
-        <w:rPr>
-          <w:b/>
-          <w:bCs/>
-        </w:rPr>
-      </w:pPr>
-      <w:r>
-        <w:rPr>
-          <w:b/>
-          <w:bCs/>
-        </w:rPr>
-        <w:t>Mutable objects</w:t>
-      </w:r>
-    </w:p>
-    <w:p>
-      <w:r>
-        <w:t>Their contents can be changed.</w:t>
-      </w:r>
-    </w:p>
-    <w:p>
-      <w:r>
-        <w:t>Examples:</w:t>
-      </w:r>
-    </w:p>
-    <w:p>
-      <w:r>
-        <w:t>list</w:t>
-      </w:r>
-    </w:p>
-    <w:p>
-      <w:proofErr w:type="spellStart"/>
-      <w:r>
-        <w:t>dict</w:t>
-      </w:r>
-      <w:proofErr w:type="spellEnd"/>
-    </w:p>
-    <w:p>
-      <w:r>
-        <w:t>set</w:t>
-      </w:r>
-    </w:p>
-    <w:p>
-      <w:r>
-        <w:t>Conceptually:</w:t>
-      </w:r>
-    </w:p>
-    <w:p>
-      <w:r>
-        <w:t>Objects</w:t>
-      </w:r>
-    </w:p>
-    <w:p>
-      <w:r>
-        <w:t>│</w:t>
-      </w:r>
-    </w:p>
-    <w:p>
-      <w:r>
-        <w:rPr>
-          <w:rFonts w:ascii="MS Gothic" w:eastAsia="MS Gothic" w:hAnsi="MS Gothic" w:cs="MS Gothic" w:hint="eastAsia"/>
-        </w:rPr>
-        <w:t>├</w:t>
-      </w:r>
-      <w:r>
-        <w:rPr>
-          <w:rFonts w:ascii="Aptos" w:hAnsi="Aptos" w:cs="Aptos"/>
-        </w:rPr>
-        <w:t>──</w:t>
-      </w:r>
-      <w:r>
-        <w:t xml:space="preserve"> Immutable</w:t>
-      </w:r>
-    </w:p>
-    <w:p>
-      <w:r>
-        <w:t xml:space="preserve">│   </w:t>
-      </w:r>
-      <w:r>
-        <w:rPr>
-          <w:rFonts w:ascii="MS Gothic" w:eastAsia="MS Gothic" w:hAnsi="MS Gothic" w:cs="MS Gothic" w:hint="eastAsia"/>
-        </w:rPr>
-        <w:t>├</w:t>
-      </w:r>
-      <w:r>
-        <w:rPr>
-          <w:rFonts w:ascii="Aptos" w:hAnsi="Aptos" w:cs="Aptos"/>
-        </w:rPr>
-        <w:t>──</w:t>
-      </w:r>
-      <w:r>
-        <w:t xml:space="preserve"> int</w:t>
-      </w:r>
-    </w:p>
-    <w:p>
-      <w:r>
-        <w:t xml:space="preserve">│   </w:t>
-      </w:r>
-      <w:r>
-        <w:rPr>
-          <w:rFonts w:ascii="MS Gothic" w:eastAsia="MS Gothic" w:hAnsi="MS Gothic" w:cs="MS Gothic" w:hint="eastAsia"/>
-        </w:rPr>
-        <w:t>├</w:t>
-      </w:r>
-      <w:r>
-        <w:rPr>
-          <w:rFonts w:ascii="Aptos" w:hAnsi="Aptos" w:cs="Aptos"/>
-        </w:rPr>
-        <w:t>──</w:t>
-      </w:r>
-      <w:r>
-        <w:t xml:space="preserve"> float</w:t>
-      </w:r>
-    </w:p>
-    <w:p>
-      <w:r>
-        <w:t xml:space="preserve">│   </w:t>
-      </w:r>
-      <w:r>
-        <w:rPr>
-          <w:rFonts w:ascii="MS Gothic" w:eastAsia="MS Gothic" w:hAnsi="MS Gothic" w:cs="MS Gothic" w:hint="eastAsia"/>
-        </w:rPr>
-        <w:t>├</w:t>
-      </w:r>
-      <w:r>
-        <w:rPr>
-          <w:rFonts w:ascii="Aptos" w:hAnsi="Aptos" w:cs="Aptos"/>
-        </w:rPr>
-        <w:t>──</w:t>
-      </w:r>
-      <w:r>
-        <w:t xml:space="preserve"> bool</w:t>
-      </w:r>
-    </w:p>
-    <w:p>
-      <w:r>
-        <w:lastRenderedPageBreak/>
-        <w:t xml:space="preserve">│   </w:t>
-      </w:r>
-      <w:r>
-        <w:rPr>
-          <w:rFonts w:ascii="MS Gothic" w:eastAsia="MS Gothic" w:hAnsi="MS Gothic" w:cs="MS Gothic" w:hint="eastAsia"/>
-        </w:rPr>
-        <w:t>├</w:t>
-      </w:r>
-      <w:r>
-        <w:rPr>
-          <w:rFonts w:ascii="Aptos" w:hAnsi="Aptos" w:cs="Aptos"/>
-        </w:rPr>
-        <w:t>──</w:t>
-      </w:r>
-      <w:r>
-        <w:t xml:space="preserve"> str</w:t>
-      </w:r>
-    </w:p>
-    <w:p>
-      <w:r>
-        <w:t>│   └── tuple</w:t>
-      </w:r>
-    </w:p>
-    <w:p>
-      <w:r>
-        <w:t>│</w:t>
-      </w:r>
-    </w:p>
-    <w:p>
-      <w:r>
-        <w:t>└── Mutable</w:t>
-      </w:r>
-    </w:p>
-    <w:p>
-      <w:r>
-        <w:t xml:space="preserve">    </w:t>
-      </w:r>
-      <w:r>
-        <w:rPr>
-          <w:rFonts w:ascii="MS Gothic" w:eastAsia="MS Gothic" w:hAnsi="MS Gothic" w:cs="MS Gothic" w:hint="eastAsia"/>
-        </w:rPr>
-        <w:t>├</w:t>
-      </w:r>
-      <w:r>
-        <w:rPr>
-          <w:rFonts w:ascii="Aptos" w:hAnsi="Aptos" w:cs="Aptos"/>
-        </w:rPr>
-        <w:t>──</w:t>
-      </w:r>
-      <w:r>
-        <w:t xml:space="preserve"> list</w:t>
-      </w:r>
-    </w:p>
-    <w:p>
-      <w:r>
-        <w:t xml:space="preserve">    </w:t>
-      </w:r>
-      <w:r>
-        <w:rPr>
-          <w:rFonts w:ascii="MS Gothic" w:eastAsia="MS Gothic" w:hAnsi="MS Gothic" w:cs="MS Gothic" w:hint="eastAsia"/>
-        </w:rPr>
-        <w:t>├</w:t>
-      </w:r>
-      <w:r>
-        <w:rPr>
-          <w:rFonts w:ascii="Aptos" w:hAnsi="Aptos" w:cs="Aptos"/>
-        </w:rPr>
-        <w:t>──</w:t>
-      </w:r>
-      <w:r>
-        <w:t xml:space="preserve"> </w:t>
-      </w:r>
-      <w:proofErr w:type="spellStart"/>
-      <w:r>
-        <w:t>dict</w:t>
-      </w:r>
-      <w:proofErr w:type="spellEnd"/>
     </w:p>
     <w:p>
       <w:r>
@@ -3204,7 +3188,7 @@
     <w:p>
       <w:r>
         <w:pict w14:anchorId="6E799BED">
-          <v:rect id="_x0000_i2148" style="width:0;height:1.5pt" o:hralign="center" o:hrstd="t" o:hr="t" fillcolor="#a0a0a0" stroked="f"/>
+          <v:rect id="_x0000_i1048" style="width:0;height:1.5pt" o:hralign="center" o:hrstd="t" o:hr="t" fillcolor="#a0a0a0" stroked="f"/>
         </w:pict>
       </w:r>
     </w:p>
@@ -3285,7 +3269,7 @@
     <w:p>
       <w:r>
         <w:pict w14:anchorId="4A5FCD9B">
-          <v:rect id="_x0000_i2149" style="width:0;height:1.5pt" o:hralign="center" o:hrstd="t" o:hr="t" fillcolor="#a0a0a0" stroked="f"/>
+          <v:rect id="_x0000_i1049" style="width:0;height:1.5pt" o:hralign="center" o:hrstd="t" o:hr="t" fillcolor="#a0a0a0" stroked="f"/>
         </w:pict>
       </w:r>
     </w:p>
@@ -3311,12 +3295,12 @@
     </w:p>
     <w:p>
       <w:r>
+        <w:t>name = "Python"</w:t>
+      </w:r>
+    </w:p>
+    <w:p>
+      <w:r>
         <w:lastRenderedPageBreak/>
-        <w:t>name = "Python"</w:t>
-      </w:r>
-    </w:p>
-    <w:p>
-      <w:r>
         <w:t>You cannot modify one character directly:</w:t>
       </w:r>
     </w:p>
@@ -3379,7 +3363,7 @@
     <w:p>
       <w:r>
         <w:pict w14:anchorId="585F8C8C">
-          <v:rect id="_x0000_i2150" style="width:0;height:1.5pt" o:hralign="center" o:hrstd="t" o:hr="t" fillcolor="#a0a0a0" stroked="f"/>
+          <v:rect id="_x0000_i1050" style="width:0;height:1.5pt" o:hralign="center" o:hrstd="t" o:hr="t" fillcolor="#a0a0a0" stroked="f"/>
         </w:pict>
       </w:r>
     </w:p>
@@ -3477,7 +3461,7 @@
     <w:p>
       <w:r>
         <w:pict w14:anchorId="649FBD82">
-          <v:rect id="_x0000_i2151" style="width:0;height:1.5pt" o:hralign="center" o:hrstd="t" o:hr="t" fillcolor="#a0a0a0" stroked="f"/>
+          <v:rect id="_x0000_i1051" style="width:0;height:1.5pt" o:hralign="center" o:hrstd="t" o:hr="t" fillcolor="#a0a0a0" stroked="f"/>
         </w:pict>
       </w:r>
     </w:p>
@@ -3503,12 +3487,12 @@
     </w:p>
     <w:p>
       <w:r>
+        <w:t>x = 100</w:t>
+      </w:r>
+    </w:p>
+    <w:p>
+      <w:r>
         <w:lastRenderedPageBreak/>
-        <w:t>x = 100</w:t>
-      </w:r>
-    </w:p>
-    <w:p>
-      <w:r>
         <w:t>y = x</w:t>
       </w:r>
     </w:p>
@@ -3581,7 +3565,7 @@
     <w:p>
       <w:r>
         <w:pict w14:anchorId="5F361E95">
-          <v:rect id="_x0000_i2152" style="width:0;height:1.5pt" o:hralign="center" o:hrstd="t" o:hr="t" fillcolor="#a0a0a0" stroked="f"/>
+          <v:rect id="_x0000_i1052" style="width:0;height:1.5pt" o:hralign="center" o:hrstd="t" o:hr="t" fillcolor="#a0a0a0" stroked="f"/>
         </w:pict>
       </w:r>
     </w:p>
@@ -3713,12 +3697,12 @@
     </w:p>
     <w:p>
       <w:r>
+        <w:t>False</w:t>
+      </w:r>
+    </w:p>
+    <w:p>
+      <w:r>
         <w:lastRenderedPageBreak/>
-        <w:t>False</w:t>
-      </w:r>
-    </w:p>
-    <w:p>
-      <w:r>
         <w:t>Why?</w:t>
       </w:r>
     </w:p>
@@ -3774,7 +3758,7 @@
     <w:p>
       <w:r>
         <w:pict w14:anchorId="3A402BB9">
-          <v:rect id="_x0000_i2153" style="width:0;height:1.5pt" o:hralign="center" o:hrstd="t" o:hr="t" fillcolor="#a0a0a0" stroked="f"/>
+          <v:rect id="_x0000_i1053" style="width:0;height:1.5pt" o:hralign="center" o:hrstd="t" o:hr="t" fillcolor="#a0a0a0" stroked="f"/>
         </w:pict>
       </w:r>
     </w:p>
@@ -3836,7 +3820,7 @@
     <w:p>
       <w:r>
         <w:pict w14:anchorId="4ADA19C5">
-          <v:rect id="_x0000_i2154" style="width:0;height:1.5pt" o:hralign="center" o:hrstd="t" o:hr="t" fillcolor="#a0a0a0" stroked="f"/>
+          <v:rect id="_x0000_i1054" style="width:0;height:1.5pt" o:hralign="center" o:hrstd="t" o:hr="t" fillcolor="#a0a0a0" stroked="f"/>
         </w:pict>
       </w:r>
     </w:p>
@@ -4120,7 +4104,6 @@
           </w:tcPr>
           <w:p>
             <w:r>
-              <w:lastRenderedPageBreak/>
               <w:t>str</w:t>
             </w:r>
           </w:p>
@@ -4162,6 +4145,7 @@
           </w:tcPr>
           <w:p>
             <w:r>
+              <w:lastRenderedPageBreak/>
               <w:t>list</w:t>
             </w:r>
           </w:p>
@@ -4363,7 +4347,7 @@
     <w:p>
       <w:r>
         <w:pict w14:anchorId="2C1B71EF">
-          <v:rect id="_x0000_i2155" style="width:0;height:1.5pt" o:hralign="center" o:hrstd="t" o:hr="t" fillcolor="#a0a0a0" stroked="f"/>
+          <v:rect id="_x0000_i1055" style="width:0;height:1.5pt" o:hralign="center" o:hrstd="t" o:hr="t" fillcolor="#a0a0a0" stroked="f"/>
         </w:pict>
       </w:r>
     </w:p>
@@ -4472,7 +4456,10 @@
           </w:tcPr>
           <w:p>
             <w:r>
-              <w:t>int</w:t>
+              <w:t>I</w:t>
+            </w:r>
+            <w:r>
+              <w:t>nt</w:t>
             </w:r>
           </w:p>
         </w:tc>
@@ -4501,7 +4488,10 @@
           </w:tcPr>
           <w:p>
             <w:r>
-              <w:t>int</w:t>
+              <w:t>I</w:t>
+            </w:r>
+            <w:r>
+              <w:t>nt</w:t>
             </w:r>
           </w:p>
         </w:tc>
@@ -4530,7 +4520,10 @@
           </w:tcPr>
           <w:p>
             <w:r>
-              <w:t>float</w:t>
+              <w:t>F</w:t>
+            </w:r>
+            <w:r>
+              <w:t>loat</w:t>
             </w:r>
           </w:p>
         </w:tc>
@@ -4559,7 +4552,10 @@
           </w:tcPr>
           <w:p>
             <w:r>
-              <w:t>float</w:t>
+              <w:t>F</w:t>
+            </w:r>
+            <w:r>
+              <w:t>loat</w:t>
             </w:r>
           </w:p>
         </w:tc>
@@ -4590,7 +4586,10 @@
           </w:tcPr>
           <w:p>
             <w:r>
-              <w:t>bool</w:t>
+              <w:t>B</w:t>
+            </w:r>
+            <w:r>
+              <w:t>ool</w:t>
             </w:r>
           </w:p>
         </w:tc>
@@ -4648,7 +4647,10 @@
           </w:tcPr>
           <w:p>
             <w:r>
-              <w:t>str</w:t>
+              <w:t>S</w:t>
+            </w:r>
+            <w:r>
+              <w:t>tr</w:t>
             </w:r>
           </w:p>
         </w:tc>
@@ -4736,7 +4738,10 @@
           <w:p>
             <w:proofErr w:type="spellStart"/>
             <w:r>
-              <w:t>dict</w:t>
+              <w:t>D</w:t>
+            </w:r>
+            <w:r>
+              <w:t>ict</w:t>
             </w:r>
             <w:proofErr w:type="spellEnd"/>
           </w:p>
@@ -4766,7 +4771,10 @@
           </w:tcPr>
           <w:p>
             <w:r>
-              <w:t>set</w:t>
+              <w:t>S</w:t>
+            </w:r>
+            <w:r>
+              <w:t>et</w:t>
             </w:r>
           </w:p>
         </w:tc>
@@ -4814,17 +4822,17 @@
     </w:p>
     <w:p>
       <w:r>
+        <w:t>ch = 'A'</w:t>
+      </w:r>
+    </w:p>
+    <w:p>
+      <w:r>
+        <w:t>But 'A' is a string of length 1:</w:t>
+      </w:r>
+    </w:p>
+    <w:p>
+      <w:r>
         <w:lastRenderedPageBreak/>
-        <w:t>ch = 'A'</w:t>
-      </w:r>
-    </w:p>
-    <w:p>
-      <w:r>
-        <w:t>But 'A' is a string of length 1:</w:t>
-      </w:r>
-    </w:p>
-    <w:p>
-      <w:r>
         <w:t>print(type('A'))</w:t>
       </w:r>
     </w:p>
@@ -4846,7 +4854,7 @@
     <w:p>
       <w:r>
         <w:pict w14:anchorId="33EEAFB9">
-          <v:rect id="_x0000_i2156" style="width:0;height:1.5pt" o:hralign="center" o:hrstd="t" o:hr="t" fillcolor="#a0a0a0" stroked="f"/>
+          <v:rect id="_x0000_i1056" style="width:0;height:1.5pt" o:hralign="center" o:hrstd="t" o:hr="t" fillcolor="#a0a0a0" stroked="f"/>
         </w:pict>
       </w:r>
     </w:p>
@@ -5042,7 +5050,7 @@
     <w:p>
       <w:r>
         <w:pict w14:anchorId="66D81423">
-          <v:rect id="_x0000_i2157" style="width:0;height:1.5pt" o:hralign="center" o:hrstd="t" o:hr="t" fillcolor="#a0a0a0" stroked="f"/>
+          <v:rect id="_x0000_i1057" style="width:0;height:1.5pt" o:hralign="center" o:hrstd="t" o:hr="t" fillcolor="#a0a0a0" stroked="f"/>
         </w:pict>
       </w:r>
     </w:p>
@@ -5063,58 +5071,757 @@
     </w:p>
     <w:p>
       <w:r>
+        <w:t>Suppose salary comes from a form:</w:t>
+      </w:r>
+    </w:p>
+    <w:p>
+      <w:r>
+        <w:t xml:space="preserve">salary = </w:t>
+      </w:r>
+      <w:proofErr w:type="gramStart"/>
+      <w:r>
+        <w:t>input(</w:t>
+      </w:r>
+      <w:proofErr w:type="gramEnd"/>
+      <w:r>
+        <w:t>"Enter salary: ")</w:t>
+      </w:r>
+    </w:p>
+    <w:p>
+      <w:r>
         <w:lastRenderedPageBreak/>
-        <w:t>Suppose salary comes from a form:</w:t>
-      </w:r>
-    </w:p>
-    <w:p>
-      <w:r>
-        <w:t xml:space="preserve">salary = </w:t>
-      </w:r>
+        <w:t>The input is a string.</w:t>
+      </w:r>
+    </w:p>
+    <w:p>
+      <w:r>
+        <w:t>Convert:</w:t>
+      </w:r>
+    </w:p>
+    <w:p>
+      <w:r>
+        <w:t>salary = float(salary)</w:t>
+      </w:r>
+    </w:p>
+    <w:p/>
+    <w:p>
+      <w:proofErr w:type="spellStart"/>
+      <w:r>
+        <w:t>annual_salary</w:t>
+      </w:r>
+      <w:proofErr w:type="spellEnd"/>
+      <w:r>
+        <w:t xml:space="preserve"> = salary * 12</w:t>
+      </w:r>
+    </w:p>
+    <w:p/>
+    <w:p>
       <w:proofErr w:type="gramStart"/>
       <w:r>
-        <w:t>input(</w:t>
+        <w:t>print(</w:t>
       </w:r>
       <w:proofErr w:type="gramEnd"/>
       <w:r>
-        <w:t>"Enter salary: ")</w:t>
-      </w:r>
-    </w:p>
-    <w:p>
-      <w:r>
-        <w:t>The input is a string.</w:t>
-      </w:r>
-    </w:p>
-    <w:p>
-      <w:r>
-        <w:t>Convert:</w:t>
-      </w:r>
-    </w:p>
-    <w:p>
-      <w:r>
-        <w:t>salary = float(salary)</w:t>
+        <w:t>"Monthly Salary:", salary)</w:t>
+      </w:r>
+    </w:p>
+    <w:p>
+      <w:proofErr w:type="gramStart"/>
+      <w:r>
+        <w:t>print(</w:t>
+      </w:r>
+      <w:proofErr w:type="gramEnd"/>
+      <w:r>
+        <w:t xml:space="preserve">"Annual Salary:", </w:t>
+      </w:r>
+      <w:proofErr w:type="spellStart"/>
+      <w:r>
+        <w:t>annual_salary</w:t>
+      </w:r>
+      <w:proofErr w:type="spellEnd"/>
+      <w:r>
+        <w:t>)</w:t>
+      </w:r>
+    </w:p>
+    <w:p>
+      <w:r>
+        <w:t>This is a typical real-world use of type conversion.</w:t>
+      </w:r>
+    </w:p>
+    <w:p>
+      <w:r>
+        <w:pict w14:anchorId="0A896AF2">
+          <v:rect id="_x0000_i1058" style="width:0;height:1.5pt" o:hralign="center" o:hrstd="t" o:hr="t" fillcolor="#a0a0a0" stroked="f"/>
+        </w:pict>
+      </w:r>
+    </w:p>
+    <w:p>
+      <w:pPr>
+        <w:rPr>
+          <w:b/>
+          <w:bCs/>
+        </w:rPr>
+      </w:pPr>
+      <w:r>
+        <w:rPr>
+          <w:b/>
+          <w:bCs/>
+        </w:rPr>
+        <w:t>34. Common Errors</w:t>
+      </w:r>
+    </w:p>
+    <w:p>
+      <w:pPr>
+        <w:rPr>
+          <w:b/>
+          <w:bCs/>
+        </w:rPr>
+      </w:pPr>
+      <w:r>
+        <w:rPr>
+          <w:b/>
+          <w:bCs/>
+        </w:rPr>
+        <w:t>Error 1</w:t>
+      </w:r>
+    </w:p>
+    <w:p>
+      <w:r>
+        <w:t>age = "20"</w:t>
       </w:r>
     </w:p>
     <w:p/>
     <w:p>
+      <w:r>
+        <w:t>result = age + 5</w:t>
+      </w:r>
+    </w:p>
+    <w:p>
+      <w:r>
+        <w:t xml:space="preserve">This causes a </w:t>
+      </w:r>
       <w:proofErr w:type="spellStart"/>
       <w:r>
-        <w:t>annual_salary</w:t>
+        <w:t>TypeError</w:t>
       </w:r>
       <w:proofErr w:type="spellEnd"/>
       <w:r>
-        <w:t xml:space="preserve"> = salary * 12</w:t>
+        <w:t xml:space="preserve"> because you're trying to combine a string and integer.</w:t>
+      </w:r>
+    </w:p>
+    <w:p>
+      <w:r>
+        <w:t>Correct:</w:t>
+      </w:r>
+    </w:p>
+    <w:p>
+      <w:r>
+        <w:t>age = int(age)</w:t>
       </w:r>
     </w:p>
     <w:p/>
     <w:p>
+      <w:r>
+        <w:t>result = age + 5</w:t>
+      </w:r>
+    </w:p>
+    <w:p>
+      <w:r>
+        <w:pict w14:anchorId="54D86C6D">
+          <v:rect id="_x0000_i1059" style="width:0;height:1.5pt" o:hralign="center" o:hrstd="t" o:hr="t" fillcolor="#a0a0a0" stroked="f"/>
+        </w:pict>
+      </w:r>
+    </w:p>
+    <w:p>
+      <w:pPr>
+        <w:rPr>
+          <w:b/>
+          <w:bCs/>
+        </w:rPr>
+      </w:pPr>
+      <w:r>
+        <w:rPr>
+          <w:b/>
+          <w:bCs/>
+        </w:rPr>
+        <w:t>Error 2</w:t>
+      </w:r>
+    </w:p>
+    <w:p>
+      <w:r>
+        <w:t>price = "99.99"</w:t>
+      </w:r>
+    </w:p>
+    <w:p/>
+    <w:p>
+      <w:r>
+        <w:t>x = int(price)</w:t>
+      </w:r>
+    </w:p>
+    <w:p>
+      <w:r>
+        <w:t xml:space="preserve">This raises an error because "99.99" isn't a valid integer literal for </w:t>
+      </w:r>
       <w:proofErr w:type="gramStart"/>
       <w:r>
+        <w:t>int(</w:t>
+      </w:r>
+      <w:proofErr w:type="gramEnd"/>
+      <w:r>
+        <w:t>).</w:t>
+      </w:r>
+    </w:p>
+    <w:p>
+      <w:r>
+        <w:t>Use:</w:t>
+      </w:r>
+    </w:p>
+    <w:p>
+      <w:r>
+        <w:t>x = float(price)</w:t>
+      </w:r>
+    </w:p>
+    <w:p>
+      <w:r>
+        <w:lastRenderedPageBreak/>
+        <w:pict w14:anchorId="0DC47960">
+          <v:rect id="_x0000_i1060" style="width:0;height:1.5pt" o:hralign="center" o:hrstd="t" o:hr="t" fillcolor="#a0a0a0" stroked="f"/>
+        </w:pict>
+      </w:r>
+    </w:p>
+    <w:p>
+      <w:pPr>
+        <w:rPr>
+          <w:b/>
+          <w:bCs/>
+        </w:rPr>
+      </w:pPr>
+      <w:r>
+        <w:rPr>
+          <w:b/>
+          <w:bCs/>
+        </w:rPr>
+        <w:t>Error 3</w:t>
+      </w:r>
+    </w:p>
+    <w:p>
+      <w:r>
+        <w:t>value = "</w:t>
+      </w:r>
+      <w:proofErr w:type="spellStart"/>
+      <w:r>
+        <w:t>abc</w:t>
+      </w:r>
+      <w:proofErr w:type="spellEnd"/>
+      <w:r>
+        <w:t>"</w:t>
+      </w:r>
+    </w:p>
+    <w:p/>
+    <w:p>
+      <w:r>
+        <w:t>number = int(value)</w:t>
+      </w:r>
+    </w:p>
+    <w:p>
+      <w:r>
+        <w:t>This raises:</w:t>
+      </w:r>
+    </w:p>
+    <w:p>
+      <w:proofErr w:type="spellStart"/>
+      <w:r>
+        <w:t>ValueError</w:t>
+      </w:r>
+      <w:proofErr w:type="spellEnd"/>
+    </w:p>
+    <w:p>
+      <w:r>
+        <w:t>because "</w:t>
+      </w:r>
+      <w:proofErr w:type="spellStart"/>
+      <w:r>
+        <w:t>abc</w:t>
+      </w:r>
+      <w:proofErr w:type="spellEnd"/>
+      <w:r>
+        <w:t>" cannot be converted to an integer.</w:t>
+      </w:r>
+    </w:p>
+    <w:p>
+      <w:r>
+        <w:t>We'll learn proper exception handling later.</w:t>
+      </w:r>
+    </w:p>
+    <w:p>
+      <w:r>
+        <w:pict w14:anchorId="4571214E">
+          <v:rect id="_x0000_i1061" style="width:0;height:1.5pt" o:hralign="center" o:hrstd="t" o:hr="t" fillcolor="#a0a0a0" stroked="f"/>
+        </w:pict>
+      </w:r>
+    </w:p>
+    <w:p>
+      <w:pPr>
+        <w:rPr>
+          <w:b/>
+          <w:bCs/>
+        </w:rPr>
+      </w:pPr>
+      <w:r>
+        <w:rPr>
+          <w:b/>
+          <w:bCs/>
+        </w:rPr>
+        <w:t>35. Mini Project — Student Information</w:t>
+      </w:r>
+    </w:p>
+    <w:p>
+      <w:r>
+        <w:t>Write a Python program that accepts:</w:t>
+      </w:r>
+    </w:p>
+    <w:p>
+      <w:r>
+        <w:t>Student Name</w:t>
+      </w:r>
+    </w:p>
+    <w:p>
+      <w:r>
+        <w:t>Age</w:t>
+      </w:r>
+    </w:p>
+    <w:p>
+      <w:r>
+        <w:t>Course</w:t>
+      </w:r>
+    </w:p>
+    <w:p>
+      <w:r>
+        <w:t>Marks in Java</w:t>
+      </w:r>
+    </w:p>
+    <w:p>
+      <w:r>
+        <w:t>Marks in Python</w:t>
+      </w:r>
+    </w:p>
+    <w:p>
+      <w:r>
+        <w:t>Calculate:</w:t>
+      </w:r>
+    </w:p>
+    <w:p>
+      <w:r>
+        <w:t>Total Marks</w:t>
+      </w:r>
+    </w:p>
+    <w:p>
+      <w:r>
+        <w:t>Average Marks</w:t>
+      </w:r>
+    </w:p>
+    <w:p>
+      <w:r>
+        <w:t>Example:</w:t>
+      </w:r>
+    </w:p>
+    <w:p>
+      <w:r>
+        <w:t>Enter student name: Rahul</w:t>
+      </w:r>
+    </w:p>
+    <w:p>
+      <w:r>
+        <w:t>Enter age: 22</w:t>
+      </w:r>
+    </w:p>
+    <w:p>
+      <w:r>
+        <w:t>Enter course: Full Stack</w:t>
+      </w:r>
+    </w:p>
+    <w:p>
+      <w:r>
+        <w:t>Enter Java marks: 85</w:t>
+      </w:r>
+    </w:p>
+    <w:p>
+      <w:r>
+        <w:t>Enter Python marks: 90</w:t>
+      </w:r>
+    </w:p>
+    <w:p>
+      <w:r>
+        <w:t>Expected output:</w:t>
+      </w:r>
+    </w:p>
+    <w:p>
+      <w:r>
+        <w:t>Student Name: Rahul</w:t>
+      </w:r>
+    </w:p>
+    <w:p>
+      <w:r>
+        <w:lastRenderedPageBreak/>
+        <w:t>Age: 22</w:t>
+      </w:r>
+    </w:p>
+    <w:p>
+      <w:r>
+        <w:t>Course: Full Stack</w:t>
+      </w:r>
+    </w:p>
+    <w:p>
+      <w:r>
+        <w:t>Java Marks: 85</w:t>
+      </w:r>
+    </w:p>
+    <w:p>
+      <w:r>
+        <w:t>Python Marks: 90</w:t>
+      </w:r>
+    </w:p>
+    <w:p>
+      <w:r>
+        <w:t>Total Marks: 175</w:t>
+      </w:r>
+    </w:p>
+    <w:p>
+      <w:r>
+        <w:t>Average Marks: 87.5</w:t>
+      </w:r>
+    </w:p>
+    <w:p>
+      <w:r>
+        <w:t xml:space="preserve">Try implementing this yourself </w:t>
+      </w:r>
+      <w:r>
+        <w:rPr>
+          <w:b/>
+          <w:bCs/>
+        </w:rPr>
+        <w:t>before looking for a solution</w:t>
+      </w:r>
+      <w:r>
+        <w:t>.</w:t>
+      </w:r>
+    </w:p>
+    <w:p>
+      <w:r>
+        <w:pict w14:anchorId="2017877A">
+          <v:rect id="_x0000_i1062" style="width:0;height:1.5pt" o:hralign="center" o:hrstd="t" o:hr="t" fillcolor="#a0a0a0" stroked="f"/>
+        </w:pict>
+      </w:r>
+    </w:p>
+    <w:p>
+      <w:pPr>
+        <w:rPr>
+          <w:b/>
+          <w:bCs/>
+        </w:rPr>
+      </w:pPr>
+      <w:r>
+        <w:rPr>
+          <w:b/>
+          <w:bCs/>
+        </w:rPr>
+        <w:t>36. Practice Exercises</w:t>
+      </w:r>
+    </w:p>
+    <w:p>
+      <w:pPr>
+        <w:rPr>
+          <w:b/>
+          <w:bCs/>
+        </w:rPr>
+      </w:pPr>
+      <w:r>
+        <w:rPr>
+          <w:b/>
+          <w:bCs/>
+        </w:rPr>
+        <w:t>Exercise 1 — Employee</w:t>
+      </w:r>
+    </w:p>
+    <w:p>
+      <w:r>
+        <w:t>Create variables:</w:t>
+      </w:r>
+    </w:p>
+    <w:p>
+      <w:r>
+        <w:t>name</w:t>
+      </w:r>
+    </w:p>
+    <w:p>
+      <w:proofErr w:type="spellStart"/>
+      <w:r>
+        <w:t>employee_id</w:t>
+      </w:r>
+      <w:proofErr w:type="spellEnd"/>
+    </w:p>
+    <w:p>
+      <w:r>
+        <w:t>salary</w:t>
+      </w:r>
+    </w:p>
+    <w:p>
+      <w:r>
+        <w:t>experience</w:t>
+      </w:r>
+    </w:p>
+    <w:p>
+      <w:proofErr w:type="spellStart"/>
+      <w:r>
+        <w:t>is_active</w:t>
+      </w:r>
+      <w:proofErr w:type="spellEnd"/>
+    </w:p>
+    <w:p>
+      <w:r>
+        <w:t>Print their values and types.</w:t>
+      </w:r>
+    </w:p>
+    <w:p>
+      <w:r>
+        <w:pict w14:anchorId="41B51A81">
+          <v:rect id="_x0000_i1063" style="width:0;height:1.5pt" o:hralign="center" o:hrstd="t" o:hr="t" fillcolor="#a0a0a0" stroked="f"/>
+        </w:pict>
+      </w:r>
+    </w:p>
+    <w:p>
+      <w:pPr>
+        <w:rPr>
+          <w:b/>
+          <w:bCs/>
+        </w:rPr>
+      </w:pPr>
+      <w:r>
+        <w:rPr>
+          <w:b/>
+          <w:bCs/>
+        </w:rPr>
+        <w:t>Exercise 2 — Calculator</w:t>
+      </w:r>
+    </w:p>
+    <w:p>
+      <w:r>
+        <w:t>Get two numbers from the user and calculate:</w:t>
+      </w:r>
+    </w:p>
+    <w:p>
+      <w:r>
+        <w:t>Addition</w:t>
+      </w:r>
+    </w:p>
+    <w:p>
+      <w:r>
+        <w:t>Subtraction</w:t>
+      </w:r>
+    </w:p>
+    <w:p>
+      <w:r>
+        <w:t>Multiplication</w:t>
+      </w:r>
+    </w:p>
+    <w:p>
+      <w:r>
+        <w:t>Division</w:t>
+      </w:r>
+    </w:p>
+    <w:p>
+      <w:r>
+        <w:t>We'll formally study operators in Lesson 4, but you can use them here.</w:t>
+      </w:r>
+    </w:p>
+    <w:p>
+      <w:r>
+        <w:pict w14:anchorId="5BC68FC4">
+          <v:rect id="_x0000_i1064" style="width:0;height:1.5pt" o:hralign="center" o:hrstd="t" o:hr="t" fillcolor="#a0a0a0" stroked="f"/>
+        </w:pict>
+      </w:r>
+    </w:p>
+    <w:p>
+      <w:pPr>
+        <w:rPr>
+          <w:b/>
+          <w:bCs/>
+        </w:rPr>
+      </w:pPr>
+      <w:r>
+        <w:rPr>
+          <w:b/>
+          <w:bCs/>
+        </w:rPr>
+        <w:t>Exercise 3 — Temperature</w:t>
+      </w:r>
+    </w:p>
+    <w:p>
+      <w:r>
+        <w:t>Accept temperature as input:</w:t>
+      </w:r>
+    </w:p>
+    <w:p>
+      <w:r>
+        <w:lastRenderedPageBreak/>
+        <w:t>Enter Celsius: 35</w:t>
+      </w:r>
+    </w:p>
+    <w:p>
+      <w:r>
+        <w:t>Convert it to Fahrenheit.</w:t>
+      </w:r>
+    </w:p>
+    <w:p>
+      <w:r>
+        <w:t>Formula:</w:t>
+      </w:r>
+    </w:p>
+    <w:p>
+      <w:r>
+        <w:t>F = (C × 9/5) + 32</w:t>
+      </w:r>
+    </w:p>
+    <w:p>
+      <w:r>
+        <w:t>Expected:</w:t>
+      </w:r>
+    </w:p>
+    <w:p>
+      <w:r>
+        <w:t>Fahrenheit: 95.0</w:t>
+      </w:r>
+    </w:p>
+    <w:p>
+      <w:r>
+        <w:pict w14:anchorId="6B86484A">
+          <v:rect id="_x0000_i1065" style="width:0;height:1.5pt" o:hralign="center" o:hrstd="t" o:hr="t" fillcolor="#a0a0a0" stroked="f"/>
+        </w:pict>
+      </w:r>
+    </w:p>
+    <w:p>
+      <w:pPr>
+        <w:rPr>
+          <w:b/>
+          <w:bCs/>
+        </w:rPr>
+      </w:pPr>
+      <w:r>
+        <w:rPr>
+          <w:b/>
+          <w:bCs/>
+        </w:rPr>
+        <w:t>Exercise 4 — Type Conversion</w:t>
+      </w:r>
+    </w:p>
+    <w:p>
+      <w:r>
+        <w:t xml:space="preserve">Predict the output </w:t>
+      </w:r>
+      <w:r>
+        <w:rPr>
+          <w:b/>
+          <w:bCs/>
+        </w:rPr>
+        <w:t>before running</w:t>
+      </w:r>
+      <w:r>
+        <w:t>:</w:t>
+      </w:r>
+    </w:p>
+    <w:p>
+      <w:r>
+        <w:t>x = "100"</w:t>
+      </w:r>
+    </w:p>
+    <w:p>
+      <w:r>
+        <w:t>y = int(x)</w:t>
+      </w:r>
+    </w:p>
+    <w:p/>
+    <w:p>
+      <w:r>
+        <w:t>print(type(x))</w:t>
+      </w:r>
+    </w:p>
+    <w:p>
+      <w:r>
+        <w:t>print(type(y))</w:t>
+      </w:r>
+    </w:p>
+    <w:p>
+      <w:r>
+        <w:t>Then:</w:t>
+      </w:r>
+    </w:p>
+    <w:p>
+      <w:r>
+        <w:t>a = 10</w:t>
+      </w:r>
+    </w:p>
+    <w:p>
+      <w:r>
+        <w:t>b = float(a)</w:t>
+      </w:r>
+    </w:p>
+    <w:p/>
+    <w:p>
+      <w:r>
+        <w:t>print(type(a))</w:t>
+      </w:r>
+    </w:p>
+    <w:p>
+      <w:r>
+        <w:t>print(type(b))</w:t>
+      </w:r>
+    </w:p>
+    <w:p>
+      <w:r>
+        <w:pict w14:anchorId="199022EA">
+          <v:rect id="_x0000_i1066" style="width:0;height:1.5pt" o:hralign="center" o:hrstd="t" o:hr="t" fillcolor="#a0a0a0" stroked="f"/>
+        </w:pict>
+      </w:r>
+    </w:p>
+    <w:p>
+      <w:pPr>
+        <w:rPr>
+          <w:b/>
+          <w:bCs/>
+        </w:rPr>
+      </w:pPr>
+      <w:r>
+        <w:rPr>
+          <w:b/>
+          <w:bCs/>
+        </w:rPr>
+        <w:t>Exercise 5 — == vs is</w:t>
+      </w:r>
+    </w:p>
+    <w:p>
+      <w:r>
+        <w:t>Predict:</w:t>
+      </w:r>
+    </w:p>
+    <w:p>
+      <w:r>
+        <w:t>a = [10, 20]</w:t>
+      </w:r>
+    </w:p>
+    <w:p>
+      <w:r>
+        <w:t>b = [10, 20]</w:t>
+      </w:r>
+    </w:p>
+    <w:p/>
+    <w:p>
+      <w:proofErr w:type="gramStart"/>
+      <w:r>
         <w:t>print(</w:t>
       </w:r>
       <w:proofErr w:type="gramEnd"/>
       <w:r>
-        <w:t>"Monthly Salary:", salary)</w:t>
+        <w:t>a == b)</w:t>
       </w:r>
     </w:p>
     <w:p>
@@ -5124,375 +5831,20 @@
       </w:r>
       <w:proofErr w:type="gramEnd"/>
       <w:r>
-        <w:t xml:space="preserve">"Annual Salary:", </w:t>
-      </w:r>
-      <w:proofErr w:type="spellStart"/>
-      <w:r>
-        <w:t>annual_salary</w:t>
-      </w:r>
-      <w:proofErr w:type="spellEnd"/>
-      <w:r>
-        <w:t>)</w:t>
-      </w:r>
-    </w:p>
-    <w:p>
-      <w:r>
-        <w:t>This is a typical real-world use of type conversion.</w:t>
-      </w:r>
-    </w:p>
-    <w:p>
-      <w:r>
-        <w:pict w14:anchorId="0A896AF2">
-          <v:rect id="_x0000_i2158" style="width:0;height:1.5pt" o:hralign="center" o:hrstd="t" o:hr="t" fillcolor="#a0a0a0" stroked="f"/>
-        </w:pict>
-      </w:r>
-    </w:p>
-    <w:p>
-      <w:pPr>
-        <w:rPr>
-          <w:b/>
-          <w:bCs/>
-        </w:rPr>
-      </w:pPr>
-      <w:r>
-        <w:rPr>
-          <w:b/>
-          <w:bCs/>
-        </w:rPr>
-        <w:t>34. Common Errors</w:t>
-      </w:r>
-    </w:p>
-    <w:p>
-      <w:pPr>
-        <w:rPr>
-          <w:b/>
-          <w:bCs/>
-        </w:rPr>
-      </w:pPr>
-      <w:r>
-        <w:rPr>
-          <w:b/>
-          <w:bCs/>
-        </w:rPr>
-        <w:t>Error 1</w:t>
-      </w:r>
-    </w:p>
-    <w:p>
-      <w:r>
-        <w:t>age = "20"</w:t>
-      </w:r>
-    </w:p>
-    <w:p/>
-    <w:p>
-      <w:r>
-        <w:t>result = age + 5</w:t>
-      </w:r>
-    </w:p>
-    <w:p>
-      <w:r>
-        <w:t xml:space="preserve">This causes a </w:t>
-      </w:r>
-      <w:proofErr w:type="spellStart"/>
-      <w:r>
-        <w:t>TypeError</w:t>
-      </w:r>
-      <w:proofErr w:type="spellEnd"/>
-      <w:r>
-        <w:t xml:space="preserve"> because you're trying to combine a string and integer.</w:t>
-      </w:r>
-    </w:p>
-    <w:p>
-      <w:r>
-        <w:t>Correct:</w:t>
-      </w:r>
-    </w:p>
-    <w:p>
-      <w:r>
-        <w:t>age = int(age)</w:t>
-      </w:r>
-    </w:p>
-    <w:p/>
-    <w:p>
-      <w:r>
-        <w:t>result = age + 5</w:t>
-      </w:r>
-    </w:p>
-    <w:p>
-      <w:r>
-        <w:pict w14:anchorId="54D86C6D">
-          <v:rect id="_x0000_i2159" style="width:0;height:1.5pt" o:hralign="center" o:hrstd="t" o:hr="t" fillcolor="#a0a0a0" stroked="f"/>
-        </w:pict>
-      </w:r>
-    </w:p>
-    <w:p>
-      <w:pPr>
-        <w:rPr>
-          <w:b/>
-          <w:bCs/>
-        </w:rPr>
-      </w:pPr>
-      <w:r>
-        <w:rPr>
-          <w:b/>
-          <w:bCs/>
-        </w:rPr>
-        <w:t>Error 2</w:t>
-      </w:r>
-    </w:p>
-    <w:p>
-      <w:r>
-        <w:t>price = "99.99"</w:t>
-      </w:r>
-    </w:p>
-    <w:p/>
-    <w:p>
-      <w:r>
-        <w:t>x = int(price)</w:t>
-      </w:r>
-    </w:p>
-    <w:p>
-      <w:r>
-        <w:t xml:space="preserve">This raises an error because "99.99" isn't a valid integer literal for </w:t>
-      </w:r>
-      <w:proofErr w:type="gramStart"/>
-      <w:r>
-        <w:t>int(</w:t>
-      </w:r>
-      <w:proofErr w:type="gramEnd"/>
-      <w:r>
-        <w:t>).</w:t>
+        <w:t>a is b)</w:t>
       </w:r>
     </w:p>
     <w:p>
       <w:r>
         <w:lastRenderedPageBreak/>
-        <w:t>Use:</w:t>
-      </w:r>
-    </w:p>
-    <w:p>
-      <w:r>
-        <w:t>x = float(price)</w:t>
-      </w:r>
-    </w:p>
-    <w:p>
-      <w:r>
-        <w:pict w14:anchorId="0DC47960">
-          <v:rect id="_x0000_i2160" style="width:0;height:1.5pt" o:hralign="center" o:hrstd="t" o:hr="t" fillcolor="#a0a0a0" stroked="f"/>
-        </w:pict>
-      </w:r>
-    </w:p>
-    <w:p>
-      <w:pPr>
-        <w:rPr>
-          <w:b/>
-          <w:bCs/>
-        </w:rPr>
-      </w:pPr>
-      <w:r>
-        <w:rPr>
-          <w:b/>
-          <w:bCs/>
-        </w:rPr>
-        <w:t>Error 3</w:t>
-      </w:r>
-    </w:p>
-    <w:p>
-      <w:r>
-        <w:t>value = "</w:t>
-      </w:r>
-      <w:proofErr w:type="spellStart"/>
-      <w:r>
-        <w:t>abc</w:t>
-      </w:r>
-      <w:proofErr w:type="spellEnd"/>
-      <w:r>
-        <w:t>"</w:t>
-      </w:r>
-    </w:p>
-    <w:p/>
-    <w:p>
-      <w:r>
-        <w:t>number = int(value)</w:t>
-      </w:r>
-    </w:p>
-    <w:p>
-      <w:r>
-        <w:t>This raises:</w:t>
-      </w:r>
-    </w:p>
-    <w:p>
-      <w:proofErr w:type="spellStart"/>
-      <w:r>
-        <w:t>ValueError</w:t>
-      </w:r>
-      <w:proofErr w:type="spellEnd"/>
-    </w:p>
-    <w:p>
-      <w:r>
-        <w:t>because "</w:t>
-      </w:r>
-      <w:proofErr w:type="spellStart"/>
-      <w:r>
-        <w:t>abc</w:t>
-      </w:r>
-      <w:proofErr w:type="spellEnd"/>
-      <w:r>
-        <w:t>" cannot be converted to an integer.</w:t>
-      </w:r>
-    </w:p>
-    <w:p>
-      <w:r>
-        <w:t>We'll learn proper exception handling later.</w:t>
-      </w:r>
-    </w:p>
-    <w:p>
-      <w:r>
-        <w:pict w14:anchorId="4571214E">
-          <v:rect id="_x0000_i2161" style="width:0;height:1.5pt" o:hralign="center" o:hrstd="t" o:hr="t" fillcolor="#a0a0a0" stroked="f"/>
-        </w:pict>
-      </w:r>
-    </w:p>
-    <w:p>
-      <w:pPr>
-        <w:rPr>
-          <w:b/>
-          <w:bCs/>
-        </w:rPr>
-      </w:pPr>
-      <w:r>
-        <w:rPr>
-          <w:b/>
-          <w:bCs/>
-        </w:rPr>
-        <w:t>35. Mini Project — Student Information</w:t>
-      </w:r>
-    </w:p>
-    <w:p>
-      <w:r>
-        <w:t>Write a Python program that accepts:</w:t>
-      </w:r>
-    </w:p>
-    <w:p>
-      <w:r>
-        <w:t>Student Name</w:t>
-      </w:r>
-    </w:p>
-    <w:p>
-      <w:r>
-        <w:t>Age</w:t>
-      </w:r>
-    </w:p>
-    <w:p>
-      <w:r>
-        <w:t>Course</w:t>
-      </w:r>
-    </w:p>
-    <w:p>
-      <w:r>
-        <w:t>Marks in Java</w:t>
-      </w:r>
-    </w:p>
-    <w:p>
-      <w:r>
-        <w:t>Marks in Python</w:t>
-      </w:r>
-    </w:p>
-    <w:p>
-      <w:r>
-        <w:t>Calculate:</w:t>
-      </w:r>
-    </w:p>
-    <w:p>
-      <w:r>
-        <w:t>Total Marks</w:t>
-      </w:r>
-    </w:p>
-    <w:p>
-      <w:r>
-        <w:t>Average Marks</w:t>
-      </w:r>
-    </w:p>
-    <w:p>
-      <w:r>
-        <w:t>Example:</w:t>
-      </w:r>
-    </w:p>
-    <w:p>
-      <w:r>
-        <w:t>Enter student name: Rahul</w:t>
-      </w:r>
-    </w:p>
-    <w:p>
-      <w:r>
-        <w:t>Enter age: 22</w:t>
-      </w:r>
-    </w:p>
-    <w:p>
-      <w:r>
-        <w:t>Enter course: Full Stack</w:t>
-      </w:r>
-    </w:p>
-    <w:p>
-      <w:r>
-        <w:t>Enter Java marks: 85</w:t>
-      </w:r>
-    </w:p>
-    <w:p>
-      <w:r>
-        <w:t>Enter Python marks: 90</w:t>
-      </w:r>
-    </w:p>
-    <w:p>
-      <w:r>
-        <w:lastRenderedPageBreak/>
-        <w:t>Expected output:</w:t>
-      </w:r>
-    </w:p>
-    <w:p>
-      <w:r>
-        <w:t>Student Name: Rahul</w:t>
-      </w:r>
-    </w:p>
-    <w:p>
-      <w:r>
-        <w:t>Age: 22</w:t>
-      </w:r>
-    </w:p>
-    <w:p>
-      <w:r>
-        <w:t>Course: Full Stack</w:t>
-      </w:r>
-    </w:p>
-    <w:p>
-      <w:r>
-        <w:t>Java Marks: 85</w:t>
-      </w:r>
-    </w:p>
-    <w:p>
-      <w:r>
-        <w:t>Python Marks: 90</w:t>
-      </w:r>
-    </w:p>
-    <w:p>
-      <w:r>
-        <w:t>Total Marks: 175</w:t>
-      </w:r>
-    </w:p>
-    <w:p>
-      <w:r>
-        <w:t>Average Marks: 87.5</w:t>
-      </w:r>
-    </w:p>
-    <w:p>
-      <w:r>
-        <w:t xml:space="preserve">Try implementing this yourself </w:t>
-      </w:r>
-      <w:r>
-        <w:rPr>
-          <w:b/>
-          <w:bCs/>
-        </w:rPr>
-        <w:t>before looking for a solution</w:t>
+        <w:t xml:space="preserve">Then explain </w:t>
+      </w:r>
+      <w:r>
+        <w:rPr>
+          <w:b/>
+          <w:bCs/>
+        </w:rPr>
+        <w:t>why</w:t>
       </w:r>
       <w:r>
         <w:t>.</w:t>
@@ -5500,352 +5852,8 @@
     </w:p>
     <w:p>
       <w:r>
-        <w:pict w14:anchorId="2017877A">
-          <v:rect id="_x0000_i2162" style="width:0;height:1.5pt" o:hralign="center" o:hrstd="t" o:hr="t" fillcolor="#a0a0a0" stroked="f"/>
-        </w:pict>
-      </w:r>
-    </w:p>
-    <w:p>
-      <w:pPr>
-        <w:rPr>
-          <w:b/>
-          <w:bCs/>
-        </w:rPr>
-      </w:pPr>
-      <w:r>
-        <w:rPr>
-          <w:b/>
-          <w:bCs/>
-        </w:rPr>
-        <w:t>36. Practice Exercises</w:t>
-      </w:r>
-    </w:p>
-    <w:p>
-      <w:pPr>
-        <w:rPr>
-          <w:b/>
-          <w:bCs/>
-        </w:rPr>
-      </w:pPr>
-      <w:r>
-        <w:rPr>
-          <w:b/>
-          <w:bCs/>
-        </w:rPr>
-        <w:t>Exercise 1 — Employee</w:t>
-      </w:r>
-    </w:p>
-    <w:p>
-      <w:r>
-        <w:t>Create variables:</w:t>
-      </w:r>
-    </w:p>
-    <w:p>
-      <w:r>
-        <w:t>name</w:t>
-      </w:r>
-    </w:p>
-    <w:p>
-      <w:proofErr w:type="spellStart"/>
-      <w:r>
-        <w:t>employee_id</w:t>
-      </w:r>
-      <w:proofErr w:type="spellEnd"/>
-    </w:p>
-    <w:p>
-      <w:r>
-        <w:t>salary</w:t>
-      </w:r>
-    </w:p>
-    <w:p>
-      <w:r>
-        <w:t>experience</w:t>
-      </w:r>
-    </w:p>
-    <w:p>
-      <w:proofErr w:type="spellStart"/>
-      <w:r>
-        <w:t>is_active</w:t>
-      </w:r>
-      <w:proofErr w:type="spellEnd"/>
-    </w:p>
-    <w:p>
-      <w:r>
-        <w:t>Print their values and types.</w:t>
-      </w:r>
-    </w:p>
-    <w:p>
-      <w:r>
-        <w:pict w14:anchorId="41B51A81">
-          <v:rect id="_x0000_i2163" style="width:0;height:1.5pt" o:hralign="center" o:hrstd="t" o:hr="t" fillcolor="#a0a0a0" stroked="f"/>
-        </w:pict>
-      </w:r>
-    </w:p>
-    <w:p>
-      <w:pPr>
-        <w:rPr>
-          <w:b/>
-          <w:bCs/>
-        </w:rPr>
-      </w:pPr>
-      <w:r>
-        <w:rPr>
-          <w:b/>
-          <w:bCs/>
-        </w:rPr>
-        <w:t>Exercise 2 — Calculator</w:t>
-      </w:r>
-    </w:p>
-    <w:p>
-      <w:r>
-        <w:t>Get two numbers from the user and calculate:</w:t>
-      </w:r>
-    </w:p>
-    <w:p>
-      <w:r>
-        <w:t>Addition</w:t>
-      </w:r>
-    </w:p>
-    <w:p>
-      <w:r>
-        <w:t>Subtraction</w:t>
-      </w:r>
-    </w:p>
-    <w:p>
-      <w:r>
-        <w:t>Multiplication</w:t>
-      </w:r>
-    </w:p>
-    <w:p>
-      <w:r>
-        <w:t>Division</w:t>
-      </w:r>
-    </w:p>
-    <w:p>
-      <w:r>
-        <w:t>We'll formally study operators in Lesson 4, but you can use them here.</w:t>
-      </w:r>
-    </w:p>
-    <w:p>
-      <w:r>
-        <w:pict w14:anchorId="5BC68FC4">
-          <v:rect id="_x0000_i2164" style="width:0;height:1.5pt" o:hralign="center" o:hrstd="t" o:hr="t" fillcolor="#a0a0a0" stroked="f"/>
-        </w:pict>
-      </w:r>
-    </w:p>
-    <w:p>
-      <w:pPr>
-        <w:rPr>
-          <w:b/>
-          <w:bCs/>
-        </w:rPr>
-      </w:pPr>
-      <w:r>
-        <w:rPr>
-          <w:b/>
-          <w:bCs/>
-        </w:rPr>
-        <w:lastRenderedPageBreak/>
-        <w:t>Exercise 3 — Temperature</w:t>
-      </w:r>
-    </w:p>
-    <w:p>
-      <w:r>
-        <w:t>Accept temperature as input:</w:t>
-      </w:r>
-    </w:p>
-    <w:p>
-      <w:r>
-        <w:t>Enter Celsius: 35</w:t>
-      </w:r>
-    </w:p>
-    <w:p>
-      <w:r>
-        <w:t>Convert it to Fahrenheit.</w:t>
-      </w:r>
-    </w:p>
-    <w:p>
-      <w:r>
-        <w:t>Formula:</w:t>
-      </w:r>
-    </w:p>
-    <w:p>
-      <w:r>
-        <w:t>F = (C × 9/5) + 32</w:t>
-      </w:r>
-    </w:p>
-    <w:p>
-      <w:r>
-        <w:t>Expected:</w:t>
-      </w:r>
-    </w:p>
-    <w:p>
-      <w:r>
-        <w:t>Fahrenheit: 95.0</w:t>
-      </w:r>
-    </w:p>
-    <w:p>
-      <w:r>
-        <w:pict w14:anchorId="6B86484A">
-          <v:rect id="_x0000_i2165" style="width:0;height:1.5pt" o:hralign="center" o:hrstd="t" o:hr="t" fillcolor="#a0a0a0" stroked="f"/>
-        </w:pict>
-      </w:r>
-    </w:p>
-    <w:p>
-      <w:pPr>
-        <w:rPr>
-          <w:b/>
-          <w:bCs/>
-        </w:rPr>
-      </w:pPr>
-      <w:r>
-        <w:rPr>
-          <w:b/>
-          <w:bCs/>
-        </w:rPr>
-        <w:t>Exercise 4 — Type Conversion</w:t>
-      </w:r>
-    </w:p>
-    <w:p>
-      <w:r>
-        <w:t xml:space="preserve">Predict the output </w:t>
-      </w:r>
-      <w:r>
-        <w:rPr>
-          <w:b/>
-          <w:bCs/>
-        </w:rPr>
-        <w:t>before running</w:t>
-      </w:r>
-      <w:r>
-        <w:t>:</w:t>
-      </w:r>
-    </w:p>
-    <w:p>
-      <w:r>
-        <w:t>x = "100"</w:t>
-      </w:r>
-    </w:p>
-    <w:p>
-      <w:r>
-        <w:t>y = int(x)</w:t>
-      </w:r>
-    </w:p>
-    <w:p/>
-    <w:p>
-      <w:r>
-        <w:t>print(type(x))</w:t>
-      </w:r>
-    </w:p>
-    <w:p>
-      <w:r>
-        <w:t>print(type(y))</w:t>
-      </w:r>
-    </w:p>
-    <w:p>
-      <w:r>
-        <w:t>Then:</w:t>
-      </w:r>
-    </w:p>
-    <w:p>
-      <w:r>
-        <w:t>a = 10</w:t>
-      </w:r>
-    </w:p>
-    <w:p>
-      <w:r>
-        <w:t>b = float(a)</w:t>
-      </w:r>
-    </w:p>
-    <w:p/>
-    <w:p>
-      <w:r>
-        <w:t>print(type(a))</w:t>
-      </w:r>
-    </w:p>
-    <w:p>
-      <w:r>
-        <w:t>print(type(b))</w:t>
-      </w:r>
-    </w:p>
-    <w:p>
-      <w:r>
-        <w:pict w14:anchorId="199022EA">
-          <v:rect id="_x0000_i2166" style="width:0;height:1.5pt" o:hralign="center" o:hrstd="t" o:hr="t" fillcolor="#a0a0a0" stroked="f"/>
-        </w:pict>
-      </w:r>
-    </w:p>
-    <w:p>
-      <w:pPr>
-        <w:rPr>
-          <w:b/>
-          <w:bCs/>
-        </w:rPr>
-      </w:pPr>
-      <w:r>
-        <w:rPr>
-          <w:b/>
-          <w:bCs/>
-        </w:rPr>
-        <w:t>Exercise 5 — == vs is</w:t>
-      </w:r>
-    </w:p>
-    <w:p>
-      <w:r>
-        <w:t>Predict:</w:t>
-      </w:r>
-    </w:p>
-    <w:p>
-      <w:r>
-        <w:t>a = [10, 20]</w:t>
-      </w:r>
-    </w:p>
-    <w:p>
-      <w:r>
-        <w:t>b = [10, 20]</w:t>
-      </w:r>
-    </w:p>
-    <w:p/>
-    <w:p>
-      <w:proofErr w:type="gramStart"/>
-      <w:r>
-        <w:lastRenderedPageBreak/>
-        <w:t>print(</w:t>
-      </w:r>
-      <w:proofErr w:type="gramEnd"/>
-      <w:r>
-        <w:t>a == b)</w:t>
-      </w:r>
-    </w:p>
-    <w:p>
-      <w:proofErr w:type="gramStart"/>
-      <w:r>
-        <w:t>print(</w:t>
-      </w:r>
-      <w:proofErr w:type="gramEnd"/>
-      <w:r>
-        <w:t>a is b)</w:t>
-      </w:r>
-    </w:p>
-    <w:p>
-      <w:r>
-        <w:t xml:space="preserve">Then explain </w:t>
-      </w:r>
-      <w:r>
-        <w:rPr>
-          <w:b/>
-          <w:bCs/>
-        </w:rPr>
-        <w:t>why</w:t>
-      </w:r>
-      <w:r>
-        <w:t>.</w:t>
-      </w:r>
-    </w:p>
-    <w:p>
-      <w:r>
         <w:pict w14:anchorId="4998315D">
-          <v:rect id="_x0000_i2167" style="width:0;height:1.5pt" o:hralign="center" o:hrstd="t" o:hr="t" fillcolor="#a0a0a0" stroked="f"/>
+          <v:rect id="_x0000_i1067" style="width:0;height:1.5pt" o:hralign="center" o:hrstd="t" o:hr="t" fillcolor="#a0a0a0" stroked="f"/>
         </w:pict>
       </w:r>
     </w:p>
@@ -6153,7 +6161,7 @@
     <w:p>
       <w:r>
         <w:pict w14:anchorId="6EAAAC20">
-          <v:rect id="_x0000_i2168" style="width:0;height:1.5pt" o:hralign="center" o:hrstd="t" o:hr="t" fillcolor="#a0a0a0" stroked="f"/>
+          <v:rect id="_x0000_i1068" style="width:0;height:1.5pt" o:hralign="center" o:hrstd="t" o:hr="t" fillcolor="#a0a0a0" stroked="f"/>
         </w:pict>
       </w:r>
     </w:p>
@@ -6174,7 +6182,6 @@
     </w:p>
     <w:p>
       <w:r>
-        <w:lastRenderedPageBreak/>
         <w:t xml:space="preserve">Remember these </w:t>
       </w:r>
       <w:r>
@@ -6368,29 +6375,29 @@
     </w:p>
     <w:p>
       <w:r>
+        <w:t xml:space="preserve">          ┌─────────</w:t>
+      </w:r>
+      <w:r>
+        <w:rPr>
+          <w:rFonts w:ascii="MS Gothic" w:eastAsia="MS Gothic" w:hAnsi="MS Gothic" w:cs="MS Gothic" w:hint="eastAsia"/>
+        </w:rPr>
+        <w:t>┴</w:t>
+      </w:r>
+      <w:r>
+        <w:rPr>
+          <w:rFonts w:ascii="Aptos" w:hAnsi="Aptos" w:cs="Aptos"/>
+        </w:rPr>
+        <w:t>─────────┐</w:t>
+      </w:r>
+    </w:p>
+    <w:p>
+      <w:r>
+        <w:t xml:space="preserve">          ↓                   ↓</w:t>
+      </w:r>
+    </w:p>
+    <w:p>
+      <w:r>
         <w:lastRenderedPageBreak/>
-        <w:t xml:space="preserve">          ┌─────────</w:t>
-      </w:r>
-      <w:r>
-        <w:rPr>
-          <w:rFonts w:ascii="MS Gothic" w:eastAsia="MS Gothic" w:hAnsi="MS Gothic" w:cs="MS Gothic" w:hint="eastAsia"/>
-        </w:rPr>
-        <w:t>┴</w:t>
-      </w:r>
-      <w:r>
-        <w:rPr>
-          <w:rFonts w:ascii="Aptos" w:hAnsi="Aptos" w:cs="Aptos"/>
-        </w:rPr>
-        <w:t>─────────┐</w:t>
-      </w:r>
-    </w:p>
-    <w:p>
-      <w:r>
-        <w:t xml:space="preserve">          ↓                   ↓</w:t>
-      </w:r>
-    </w:p>
-    <w:p>
-      <w:r>
         <w:t xml:space="preserve">       Mutable            Immutable</w:t>
       </w:r>
     </w:p>
@@ -7190,6 +7197,7 @@
   <w:style w:type="character" w:default="1" w:styleId="DefaultParagraphFont">
     <w:name w:val="Default Paragraph Font"/>
     <w:uiPriority w:val="1"/>
+    <w:semiHidden/>
     <w:unhideWhenUsed/>
   </w:style>
   <w:style w:type="table" w:default="1" w:styleId="TableNormal">
